--- a/presentation_guide.docx
+++ b/presentation_guide.docx
@@ -2,7 +2,7 @@
 <file path=word/document.xml><?xml version="1.0" encoding="utf-8"?>
 <w:document xmlns:w="http://schemas.openxmlformats.org/wordprocessingml/2006/main" xmlns:m="http://schemas.openxmlformats.org/officeDocument/2006/math" xmlns:r="http://schemas.openxmlformats.org/officeDocument/2006/relationships" xmlns:o="urn:schemas-microsoft-com:office:office" xmlns:v="urn:schemas-microsoft-com:vml" xmlns:w10="urn:schemas-microsoft-com:office:word" xmlns:a="http://schemas.openxmlformats.org/drawingml/2006/main" xmlns:pic="http://schemas.openxmlformats.org/drawingml/2006/picture" xmlns:wp="http://schemas.openxmlformats.org/drawingml/2006/wordprocessingDrawing">
   <w:body>
-    <w:bookmarkStart w:id="68" w:name="mlos-presentation-guide"/>
+    <w:bookmarkStart w:id="69" w:name="mlos-presentation-guide"/>
     <w:p>
       <w:pPr>
         <w:pStyle w:val="Heading1"/>
@@ -34,7 +34,7 @@
           <w:i/>
           <w:iCs/>
         </w:rPr>
-        <w:t xml:space="preserve">presentation guide, version 20260823_001. Read it in any markdown reader,</w:t>
+        <w:t xml:space="preserve">presentation guide, version 20260824_001. Read it in any markdown reader,</w:t>
       </w:r>
       <w:r>
         <w:rPr>
@@ -160,7 +160,7 @@
           <w:i/>
           <w:iCs/>
         </w:rPr>
-        <w:t xml:space="preserve">at commit 9cd7d0b (2026-08-23). Where that is not the newest commit touching the file, this Word copy is behind it.</w:t>
+        <w:t xml:space="preserve">at commit 570241c (2026-08-24). Where that is not the newest commit touching the file, this Word copy is behind it.</w:t>
       </w:r>
     </w:p>
     <w:p>
@@ -1914,7 +1914,7 @@
       </w:r>
     </w:p>
     <w:bookmarkEnd w:id="11"/>
-    <w:bookmarkStart w:id="18" w:name="producing-a-deck"/>
+    <w:bookmarkStart w:id="19" w:name="producing-a-deck"/>
     <w:p>
       <w:pPr>
         <w:pStyle w:val="Heading2"/>
@@ -1985,7 +1985,7 @@
         <w:t xml:space="preserve">is enough to look at what it produces.</w:t>
       </w:r>
     </w:p>
-    <w:bookmarkStart w:id="12" w:name="running-it-and-what-it-writes"/>
+    <w:bookmarkStart w:id="13" w:name="running-it-and-what-it-writes"/>
     <w:p>
       <w:pPr>
         <w:pStyle w:val="Heading3"/>
@@ -1997,6 +1997,52 @@
     <w:p>
       <w:pPr>
         <w:pStyle w:val="FirstParagraph"/>
+      </w:pPr>
+      <w:r>
+        <w:t xml:space="preserve">A deck built from the shipped OC2 settings is deposited at</w:t>
+      </w:r>
+      <w:r>
+        <w:t xml:space="preserve"> </w:t>
+      </w:r>
+      <w:hyperlink r:id="rId12">
+        <w:r>
+          <w:rPr>
+            <w:rStyle w:val="Hyperlink"/>
+          </w:rPr>
+          <w:t xml:space="preserve">10.5281/zenodo.22085157</w:t>
+        </w:r>
+      </w:hyperlink>
+      <w:r>
+        <w:t xml:space="preserve">, with its</w:t>
+      </w:r>
+      <w:r>
+        <w:t xml:space="preserve"> </w:t>
+      </w:r>
+      <w:r>
+        <w:t xml:space="preserve">table workbook, its figures, and the settings file it was built under, so the</w:t>
+      </w:r>
+      <w:r>
+        <w:t xml:space="preserve"> </w:t>
+      </w:r>
+      <w:r>
+        <w:t xml:space="preserve">output described below can be read without running anything. That deposit is</w:t>
+      </w:r>
+      <w:r>
+        <w:t xml:space="preserve"> </w:t>
+      </w:r>
+      <w:r>
+        <w:t xml:space="preserve">derived from the results deposit rather than standing on its own, and the</w:t>
+      </w:r>
+      <w:r>
+        <w:t xml:space="preserve"> </w:t>
+      </w:r>
+      <w:r>
+        <w:t xml:space="preserve">caveats above apply to it exactly as they apply to a deck built here.</w:t>
+      </w:r>
+    </w:p>
+    <w:p>
+      <w:pPr>
+        <w:pStyle w:val="BodyText"/>
       </w:pPr>
       <w:r>
         <w:t xml:space="preserve">After a normal analysis run, from the repository root:</w:t>
@@ -2320,8 +2366,8 @@
         <w:t xml:space="preserve">an archived deck keeps the ones it was built with.</w:t>
       </w:r>
     </w:p>
-    <w:bookmarkEnd w:id="12"/>
-    <w:bookmarkStart w:id="13" w:name="settings"/>
+    <w:bookmarkEnd w:id="13"/>
+    <w:bookmarkStart w:id="14" w:name="settings"/>
     <w:p>
       <w:pPr>
         <w:pStyle w:val="Heading3"/>
@@ -3183,8 +3229,8 @@
         <w:t xml:space="preserve">typo does.</w:t>
       </w:r>
     </w:p>
-    <w:bookmarkEnd w:id="13"/>
-    <w:bookmarkStart w:id="14" w:name="checking-a-deck-before-it-is-shown"/>
+    <w:bookmarkEnd w:id="14"/>
+    <w:bookmarkStart w:id="15" w:name="checking-a-deck-before-it-is-shown"/>
     <w:p>
       <w:pPr>
         <w:pStyle w:val="Heading3"/>
@@ -3435,8 +3481,8 @@
         <w:t xml:space="preserve">sections below.</w:t>
       </w:r>
     </w:p>
-    <w:bookmarkEnd w:id="14"/>
-    <w:bookmarkStart w:id="15" w:name="checking-that-the-wording-is-complete"/>
+    <w:bookmarkEnd w:id="15"/>
+    <w:bookmarkStart w:id="16" w:name="checking-that-the-wording-is-complete"/>
     <w:p>
       <w:pPr>
         <w:pStyle w:val="Heading3"/>
@@ -3514,8 +3560,8 @@
         <w:t xml:space="preserve">until someone writes a better phrase for it.</w:t>
       </w:r>
     </w:p>
-    <w:bookmarkEnd w:id="15"/>
-    <w:bookmarkStart w:id="16" w:name="Xa56e11bfac74954f54e941af4d9aa717aa2b639"/>
+    <w:bookmarkEnd w:id="16"/>
+    <w:bookmarkStart w:id="17" w:name="Xa56e11bfac74954f54e941af4d9aa717aa2b639"/>
     <w:p>
       <w:pPr>
         <w:pStyle w:val="Heading3"/>
@@ -3896,8 +3942,8 @@
         <w:t xml:space="preserve">when a dataset does.</w:t>
       </w:r>
     </w:p>
-    <w:bookmarkEnd w:id="16"/>
-    <w:bookmarkStart w:id="17" w:name="what-you-cannot-do-yet"/>
+    <w:bookmarkEnd w:id="17"/>
+    <w:bookmarkStart w:id="18" w:name="what-you-cannot-do-yet"/>
     <w:p>
       <w:pPr>
         <w:pStyle w:val="Heading3"/>
@@ -3945,9 +3991,9 @@
         </w:pict>
       </w:r>
     </w:p>
-    <w:bookmarkEnd w:id="17"/>
     <w:bookmarkEnd w:id="18"/>
-    <w:bookmarkStart w:id="28" w:name="the-deck-slide-by-slide"/>
+    <w:bookmarkEnd w:id="19"/>
+    <w:bookmarkStart w:id="29" w:name="the-deck-slide-by-slide"/>
     <w:p>
       <w:pPr>
         <w:pStyle w:val="Heading2"/>
@@ -4096,7 +4142,7 @@
         <w:t xml:space="preserve">the figure is a fitted average rather than a snapshot.</w:t>
       </w:r>
     </w:p>
-    <w:bookmarkStart w:id="19" w:name="the-two-opening-slides"/>
+    <w:bookmarkStart w:id="20" w:name="the-two-opening-slides"/>
     <w:p>
       <w:pPr>
         <w:pStyle w:val="Heading3"/>
@@ -4277,8 +4323,8 @@
         <w:t xml:space="preserve">figure in the deck reaches it and what it still costs is the restricted means.</w:t>
       </w:r>
     </w:p>
-    <w:bookmarkEnd w:id="19"/>
-    <w:bookmarkStart w:id="20" w:name="length-of-stay-per-stratifier"/>
+    <w:bookmarkEnd w:id="20"/>
+    <w:bookmarkStart w:id="21" w:name="length-of-stay-per-stratifier"/>
     <w:p>
       <w:pPr>
         <w:pStyle w:val="Heading3"/>
@@ -4414,8 +4460,8 @@
         <w:t xml:space="preserve">reversal is real.</w:t>
       </w:r>
     </w:p>
-    <w:bookmarkEnd w:id="20"/>
-    <w:bookmarkStart w:id="21" w:name="what-the-residents-still-owe"/>
+    <w:bookmarkEnd w:id="21"/>
+    <w:bookmarkStart w:id="22" w:name="what-the-residents-still-owe"/>
     <w:p>
       <w:pPr>
         <w:pStyle w:val="Heading3"/>
@@ -4636,8 +4682,8 @@
         <w:t xml:space="preserve">whole sample and then the levels of each stratifier, stacked.</w:t>
       </w:r>
     </w:p>
-    <w:bookmarkEnd w:id="21"/>
-    <w:bookmarkStart w:id="22" w:name="the-three-workload-slides"/>
+    <w:bookmarkEnd w:id="22"/>
+    <w:bookmarkStart w:id="23" w:name="the-three-workload-slides"/>
     <w:p>
       <w:pPr>
         <w:pStyle w:val="Heading3"/>
@@ -5196,8 +5242,8 @@
         <w:t xml:space="preserve">.</w:t>
       </w:r>
     </w:p>
-    <w:bookmarkEnd w:id="22"/>
-    <w:bookmarkStart w:id="23" w:name="hazard-ratios-then-length-of-stay-ratios"/>
+    <w:bookmarkEnd w:id="23"/>
+    <w:bookmarkStart w:id="24" w:name="hazard-ratios-then-length-of-stay-ratios"/>
     <w:p>
       <w:pPr>
         <w:pStyle w:val="Heading3"/>
@@ -5647,8 +5693,8 @@
         <w:t xml:space="preserve">closing sections.</w:t>
       </w:r>
     </w:p>
-    <w:bookmarkEnd w:id="23"/>
-    <w:bookmarkStart w:id="24" w:name="the-competing-risks-run"/>
+    <w:bookmarkEnd w:id="24"/>
+    <w:bookmarkStart w:id="25" w:name="the-competing-risks-run"/>
     <w:p>
       <w:pPr>
         <w:pStyle w:val="Heading3"/>
@@ -6043,8 +6089,8 @@
         <w:t xml:space="preserve">promising a breakdown is only written when there are slides to follow it.</w:t>
       </w:r>
     </w:p>
-    <w:bookmarkEnd w:id="24"/>
-    <w:bookmarkStart w:id="25" w:name="closing-sections"/>
+    <w:bookmarkEnd w:id="25"/>
+    <w:bookmarkStart w:id="26" w:name="closing-sections"/>
     <w:p>
       <w:pPr>
         <w:pStyle w:val="Heading3"/>
@@ -6173,8 +6219,8 @@
         <w:t xml:space="preserve">.</w:t>
       </w:r>
     </w:p>
-    <w:bookmarkEnd w:id="25"/>
-    <w:bookmarkStart w:id="26" w:name="speaker-notes"/>
+    <w:bookmarkEnd w:id="26"/>
+    <w:bookmarkStart w:id="27" w:name="speaker-notes"/>
     <w:p>
       <w:pPr>
         <w:pStyle w:val="Heading3"/>
@@ -6237,8 +6283,8 @@
         <w:t xml:space="preserve">hangs the set on every one of them; the closing sections de-duplicate.</w:t>
       </w:r>
     </w:p>
-    <w:bookmarkEnd w:id="26"/>
-    <w:bookmarkStart w:id="27" w:name="the-file-you-get"/>
+    <w:bookmarkEnd w:id="27"/>
+    <w:bookmarkStart w:id="28" w:name="the-file-you-get"/>
     <w:p>
       <w:pPr>
         <w:pStyle w:val="Heading3"/>
@@ -6339,9 +6385,9 @@
         </w:pict>
       </w:r>
     </w:p>
-    <w:bookmarkEnd w:id="27"/>
     <w:bookmarkEnd w:id="28"/>
-    <w:bookmarkStart w:id="42" w:name="what-the-deck-decides"/>
+    <w:bookmarkEnd w:id="29"/>
+    <w:bookmarkStart w:id="43" w:name="what-the-deck-decides"/>
     <w:p>
       <w:pPr>
         <w:pStyle w:val="Heading2"/>
@@ -6390,7 +6436,7 @@
         <w:t xml:space="preserve">is set to.</w:t>
       </w:r>
     </w:p>
-    <w:bookmarkStart w:id="29" w:name="the-opening-summary"/>
+    <w:bookmarkStart w:id="30" w:name="the-opening-summary"/>
     <w:p>
       <w:pPr>
         <w:pStyle w:val="Heading3"/>
@@ -7059,8 +7105,8 @@
         <w:t xml:space="preserve">Periods defined but never reached by a stay are left out throughout the deck.</w:t>
       </w:r>
     </w:p>
-    <w:bookmarkEnd w:id="29"/>
-    <w:bookmarkStart w:id="30" w:name="observation-gaps"/>
+    <w:bookmarkEnd w:id="30"/>
+    <w:bookmarkStart w:id="31" w:name="observation-gaps"/>
     <w:p>
       <w:pPr>
         <w:pStyle w:val="Heading3"/>
@@ -7459,8 +7505,8 @@
         <w:t xml:space="preserve">dropped.</w:t>
       </w:r>
     </w:p>
-    <w:bookmarkEnd w:id="30"/>
-    <w:bookmarkStart w:id="31" w:name="the-measures-a-slide-leads-with"/>
+    <w:bookmarkEnd w:id="31"/>
+    <w:bookmarkStart w:id="32" w:name="the-measures-a-slide-leads-with"/>
     <w:p>
       <w:pPr>
         <w:pStyle w:val="Heading3"/>
@@ -7836,8 +7882,8 @@
         <w:t xml:space="preserve">would be noise.</w:t>
       </w:r>
     </w:p>
-    <w:bookmarkEnd w:id="31"/>
-    <w:bookmarkStart w:id="32" w:name="high-low-and-flat"/>
+    <w:bookmarkEnd w:id="32"/>
+    <w:bookmarkStart w:id="33" w:name="high-low-and-flat"/>
     <w:p>
       <w:pPr>
         <w:pStyle w:val="Heading3"/>
@@ -8133,8 +8179,8 @@
         <w:t xml:space="preserve">implying a difference that is not there.</w:t>
       </w:r>
     </w:p>
-    <w:bookmarkEnd w:id="32"/>
-    <w:bookmarkStart w:id="33" w:name="which-levels-a-table-shows"/>
+    <w:bookmarkEnd w:id="33"/>
+    <w:bookmarkStart w:id="34" w:name="which-levels-a-table-shows"/>
     <w:p>
       <w:pPr>
         <w:pStyle w:val="Heading3"/>
@@ -8450,8 +8496,8 @@
         <w:t xml:space="preserve">, a selector by picking nothing, a finding by saying nothing.</w:t>
       </w:r>
     </w:p>
-    <w:bookmarkEnd w:id="33"/>
-    <w:bookmarkStart w:id="34" w:name="the-competing-risk-tables"/>
+    <w:bookmarkEnd w:id="34"/>
+    <w:bookmarkStart w:id="35" w:name="the-competing-risk-tables"/>
     <w:p>
       <w:pPr>
         <w:pStyle w:val="Heading3"/>
@@ -9002,8 +9048,8 @@
         <w:t xml:space="preserve">which the deck does not report.</w:t>
       </w:r>
     </w:p>
-    <w:bookmarkEnd w:id="34"/>
-    <w:bookmarkStart w:id="35" w:name="caveats-the-data-triggers"/>
+    <w:bookmarkEnd w:id="35"/>
+    <w:bookmarkStart w:id="36" w:name="caveats-the-data-triggers"/>
     <w:p>
       <w:pPr>
         <w:pStyle w:val="Heading3"/>
@@ -9322,8 +9368,8 @@
         <w:t xml:space="preserve">.</w:t>
       </w:r>
     </w:p>
-    <w:bookmarkEnd w:id="35"/>
-    <w:bookmarkStart w:id="36" w:name="when-the-deck-says-nothing"/>
+    <w:bookmarkEnd w:id="36"/>
+    <w:bookmarkStart w:id="37" w:name="when-the-deck-says-nothing"/>
     <w:p>
       <w:pPr>
         <w:pStyle w:val="Heading3"/>
@@ -9737,8 +9783,8 @@
         <w:t xml:space="preserve">.</w:t>
       </w:r>
     </w:p>
-    <w:bookmarkEnd w:id="36"/>
-    <w:bookmarkStart w:id="37" w:name="findings"/>
+    <w:bookmarkEnd w:id="37"/>
+    <w:bookmarkStart w:id="38" w:name="findings"/>
     <w:p>
       <w:pPr>
         <w:pStyle w:val="Heading3"/>
@@ -10662,8 +10708,8 @@
         <w:t xml:space="preserve">.</w:t>
       </w:r>
     </w:p>
-    <w:bookmarkEnd w:id="37"/>
-    <w:bookmarkStart w:id="38" w:name="recommendations"/>
+    <w:bookmarkEnd w:id="38"/>
+    <w:bookmarkStart w:id="39" w:name="recommendations"/>
     <w:p>
       <w:pPr>
         <w:pStyle w:val="Heading3"/>
@@ -12909,8 +12955,8 @@
         <w:t xml:space="preserve">planner has to rank or drop them.</w:t>
       </w:r>
     </w:p>
-    <w:bookmarkEnd w:id="38"/>
-    <w:bookmarkStart w:id="39" w:name="salience"/>
+    <w:bookmarkEnd w:id="39"/>
+    <w:bookmarkStart w:id="40" w:name="salience"/>
     <w:p>
       <w:pPr>
         <w:pStyle w:val="Heading3"/>
@@ -13372,8 +13418,8 @@
         <w:t xml:space="preserve">very few animals.</w:t>
       </w:r>
     </w:p>
-    <w:bookmarkEnd w:id="39"/>
-    <w:bookmarkStart w:id="40" w:name="the-salience-threshold"/>
+    <w:bookmarkEnd w:id="40"/>
+    <w:bookmarkStart w:id="41" w:name="the-salience-threshold"/>
     <w:p>
       <w:pPr>
         <w:pStyle w:val="Heading3"/>
@@ -14255,8 +14301,8 @@
         <w:t xml:space="preserve">it ever becomes a reported quantity.</w:t>
       </w:r>
     </w:p>
-    <w:bookmarkEnd w:id="40"/>
-    <w:bookmarkStart w:id="41" w:name="every-threshold-in-one-place"/>
+    <w:bookmarkEnd w:id="41"/>
+    <w:bookmarkStart w:id="42" w:name="every-threshold-in-one-place"/>
     <w:p>
       <w:pPr>
         <w:pStyle w:val="Heading3"/>
@@ -15138,9 +15184,9 @@
         </w:pict>
       </w:r>
     </w:p>
-    <w:bookmarkEnd w:id="41"/>
     <w:bookmarkEnd w:id="42"/>
-    <w:bookmarkStart w:id="65" w:name="extending-the-package"/>
+    <w:bookmarkEnd w:id="43"/>
+    <w:bookmarkStart w:id="66" w:name="extending-the-package"/>
     <w:p>
       <w:pPr>
         <w:pStyle w:val="Heading2"/>
@@ -15175,7 +15221,7 @@
         <w:t xml:space="preserve">build one.</w:t>
       </w:r>
     </w:p>
-    <w:bookmarkStart w:id="43" w:name="where-it-sits"/>
+    <w:bookmarkStart w:id="44" w:name="where-it-sits"/>
     <w:p>
       <w:pPr>
         <w:pStyle w:val="Heading3"/>
@@ -15530,8 +15576,8 @@
         <w:t xml:space="preserve">.</w:t>
       </w:r>
     </w:p>
-    <w:bookmarkEnd w:id="43"/>
-    <w:bookmarkStart w:id="44" w:name="reading-the-bundle"/>
+    <w:bookmarkEnd w:id="44"/>
+    <w:bookmarkStart w:id="45" w:name="reading-the-bundle"/>
     <w:p>
       <w:pPr>
         <w:pStyle w:val="Heading3"/>
@@ -15936,8 +15982,8 @@
         <w:t xml:space="preserve">cannot drift from it.</w:t>
       </w:r>
     </w:p>
-    <w:bookmarkEnd w:id="44"/>
-    <w:bookmarkStart w:id="47" w:name="the-regression-frames"/>
+    <w:bookmarkEnd w:id="45"/>
+    <w:bookmarkStart w:id="48" w:name="the-regression-frames"/>
     <w:p>
       <w:pPr>
         <w:pStyle w:val="Heading3"/>
@@ -16262,7 +16308,7 @@
         <w:t xml:space="preserve">a deck’s animal groups two different ways on consecutive slides.</w:t>
       </w:r>
     </w:p>
-    <w:bookmarkStart w:id="45" w:name="two-comparisons-kept-apart"/>
+    <w:bookmarkStart w:id="46" w:name="two-comparisons-kept-apart"/>
     <w:p>
       <w:pPr>
         <w:pStyle w:val="Heading4"/>
@@ -16723,8 +16769,8 @@
         <w:t xml:space="preserve">the uncertainty.</w:t>
       </w:r>
     </w:p>
-    <w:bookmarkEnd w:id="45"/>
-    <w:bookmarkStart w:id="46" w:name="why-this-one-file-derives"/>
+    <w:bookmarkEnd w:id="46"/>
+    <w:bookmarkStart w:id="47" w:name="why-this-one-file-derives"/>
     <w:p>
       <w:pPr>
         <w:pStyle w:val="Heading4"/>
@@ -16793,9 +16839,9 @@
         <w:t xml:space="preserve">or to be cited as a separate finding, then it should move into R.</w:t>
       </w:r>
     </w:p>
-    <w:bookmarkEnd w:id="46"/>
     <w:bookmarkEnd w:id="47"/>
-    <w:bookmarkStart w:id="53" w:name="display-names"/>
+    <w:bookmarkEnd w:id="48"/>
+    <w:bookmarkStart w:id="54" w:name="display-names"/>
     <w:p>
       <w:pPr>
         <w:pStyle w:val="Heading3"/>
@@ -16872,7 +16918,7 @@
         <w:t xml:space="preserve">and the CSVs.</w:t>
       </w:r>
     </w:p>
-    <w:bookmarkStart w:id="48" w:name="conventions"/>
+    <w:bookmarkStart w:id="49" w:name="conventions"/>
     <w:p>
       <w:pPr>
         <w:pStyle w:val="Heading4"/>
@@ -17088,8 +17134,8 @@
         <w:t xml:space="preserve">views side by side and they diverge hard.</w:t>
       </w:r>
     </w:p>
-    <w:bookmarkEnd w:id="48"/>
-    <w:bookmarkStart w:id="49" w:name="entry-shape"/>
+    <w:bookmarkEnd w:id="49"/>
+    <w:bookmarkStart w:id="50" w:name="entry-shape"/>
     <w:p>
       <w:pPr>
         <w:pStyle w:val="Heading4"/>
@@ -17198,8 +17244,8 @@
         <w:t xml:space="preserve">.</w:t>
       </w:r>
     </w:p>
-    <w:bookmarkEnd w:id="49"/>
-    <w:bookmarkStart w:id="50" w:name="three-namespaces"/>
+    <w:bookmarkEnd w:id="50"/>
+    <w:bookmarkStart w:id="51" w:name="three-namespaces"/>
     <w:p>
       <w:pPr>
         <w:pStyle w:val="Heading4"/>
@@ -17427,8 +17473,8 @@
         </w:tc>
       </w:tr>
     </w:tbl>
-    <w:bookmarkEnd w:id="50"/>
-    <w:bookmarkStart w:id="51" w:name="three-structural-rules"/>
+    <w:bookmarkEnd w:id="51"/>
+    <w:bookmarkStart w:id="52" w:name="three-structural-rules"/>
     <w:p>
       <w:pPr>
         <w:pStyle w:val="Heading4"/>
@@ -17724,8 +17770,8 @@
         <w:t xml:space="preserve">for it.</w:t>
       </w:r>
     </w:p>
-    <w:bookmarkEnd w:id="51"/>
-    <w:bookmarkStart w:id="52" w:name="the-fallback"/>
+    <w:bookmarkEnd w:id="52"/>
+    <w:bookmarkStart w:id="53" w:name="the-fallback"/>
     <w:p>
       <w:pPr>
         <w:pStyle w:val="Heading4"/>
@@ -17816,9 +17862,9 @@
         <w:t xml:space="preserve">outcome-code segments, which are user configuration and uppercase-initial.</w:t>
       </w:r>
     </w:p>
-    <w:bookmarkEnd w:id="52"/>
     <w:bookmarkEnd w:id="53"/>
-    <w:bookmarkStart w:id="55" w:name="content-blocks"/>
+    <w:bookmarkEnd w:id="54"/>
+    <w:bookmarkStart w:id="56" w:name="content-blocks"/>
     <w:p>
       <w:pPr>
         <w:pStyle w:val="Heading3"/>
@@ -17874,7 +17920,7 @@
         <w:t xml:space="preserve">was added to the bundle rather than recomputed here.</w:t>
       </w:r>
     </w:p>
-    <w:bookmarkStart w:id="54" w:name="table"/>
+    <w:bookmarkStart w:id="55" w:name="table"/>
     <w:p>
       <w:pPr>
         <w:pStyle w:val="Heading4"/>
@@ -18152,9 +18198,9 @@
         <w:t xml:space="preserve">own. The footnote is there for the reader who needs it.</w:t>
       </w:r>
     </w:p>
-    <w:bookmarkEnd w:id="54"/>
     <w:bookmarkEnd w:id="55"/>
-    <w:bookmarkStart w:id="56" w:name="slide-rules"/>
+    <w:bookmarkEnd w:id="56"/>
+    <w:bookmarkStart w:id="57" w:name="slide-rules"/>
     <w:p>
       <w:pPr>
         <w:pStyle w:val="Heading3"/>
@@ -18793,8 +18839,8 @@
         <w:t xml:space="preserve">survivor runs full width; with both missing the table still carries the slide.</w:t>
       </w:r>
     </w:p>
-    <w:bookmarkEnd w:id="56"/>
-    <w:bookmarkStart w:id="57" w:name="the-deck-plan"/>
+    <w:bookmarkEnd w:id="57"/>
+    <w:bookmarkStart w:id="58" w:name="the-deck-plan"/>
     <w:p>
       <w:pPr>
         <w:pStyle w:val="Heading3"/>
@@ -18874,8 +18920,8 @@
         <w:t xml:space="preserve">application makes the last rule pay for everything the earlier ones spent.</w:t>
       </w:r>
     </w:p>
-    <w:bookmarkEnd w:id="57"/>
-    <w:bookmarkStart w:id="58" w:name="figures-this-package-draws"/>
+    <w:bookmarkEnd w:id="58"/>
+    <w:bookmarkStart w:id="59" w:name="figures-this-package-draws"/>
     <w:p>
       <w:pPr>
         <w:pStyle w:val="Heading3"/>
@@ -19190,8 +19236,8 @@
         <w:t xml:space="preserve">, the figure having less width to spare.</w:t>
       </w:r>
     </w:p>
-    <w:bookmarkEnd w:id="58"/>
-    <w:bookmarkStart w:id="59" w:name="renderers"/>
+    <w:bookmarkEnd w:id="59"/>
+    <w:bookmarkStart w:id="60" w:name="renderers"/>
     <w:p>
       <w:pPr>
         <w:pStyle w:val="Heading3"/>
@@ -20293,8 +20339,8 @@
         <w:t xml:space="preserve">entry.</w:t>
       </w:r>
     </w:p>
-    <w:bookmarkEnd w:id="59"/>
-    <w:bookmarkStart w:id="62" w:name="everything-a-build-writes"/>
+    <w:bookmarkEnd w:id="60"/>
+    <w:bookmarkStart w:id="63" w:name="everything-a-build-writes"/>
     <w:p>
       <w:pPr>
         <w:pStyle w:val="Heading3"/>
@@ -20597,7 +20643,7 @@
         <w:t xml:space="preserve">deck keeps the ones it was built with and nothing is lost by redrawing them.</w:t>
       </w:r>
     </w:p>
-    <w:bookmarkStart w:id="60" w:name="the-figure-manifest"/>
+    <w:bookmarkStart w:id="61" w:name="the-figure-manifest"/>
     <w:p>
       <w:pPr>
         <w:pStyle w:val="Heading4"/>
@@ -20704,8 +20750,8 @@
         <w:t xml:space="preserve">manifest exists.</w:t>
       </w:r>
     </w:p>
-    <w:bookmarkEnd w:id="60"/>
-    <w:bookmarkStart w:id="61" w:name="what-gets-a-sheet"/>
+    <w:bookmarkEnd w:id="61"/>
+    <w:bookmarkStart w:id="62" w:name="what-gets-a-sheet"/>
     <w:p>
       <w:pPr>
         <w:pStyle w:val="Heading4"/>
@@ -21292,9 +21338,9 @@
         <w:t xml:space="preserve">sort the column, or chart it, none of which a pre-rounded string allows.</w:t>
       </w:r>
     </w:p>
-    <w:bookmarkEnd w:id="61"/>
     <w:bookmarkEnd w:id="62"/>
-    <w:bookmarkStart w:id="63" w:name="invariants"/>
+    <w:bookmarkEnd w:id="63"/>
+    <w:bookmarkStart w:id="64" w:name="invariants"/>
     <w:p>
       <w:pPr>
         <w:pStyle w:val="Heading3"/>
@@ -21659,8 +21705,8 @@
         <w:t xml:space="preserve">selectively disabled outputs.</w:t>
       </w:r>
     </w:p>
-    <w:bookmarkEnd w:id="63"/>
-    <w:bookmarkStart w:id="64" w:name="running-the-pieces"/>
+    <w:bookmarkEnd w:id="64"/>
+    <w:bookmarkStart w:id="65" w:name="running-the-pieces"/>
     <w:p>
       <w:pPr>
         <w:pStyle w:val="Heading3"/>
@@ -22601,9 +22647,9 @@
         </w:pict>
       </w:r>
     </w:p>
-    <w:bookmarkEnd w:id="64"/>
     <w:bookmarkEnd w:id="65"/>
-    <w:bookmarkStart w:id="66" w:name="design-decisions-and-why"/>
+    <w:bookmarkEnd w:id="66"/>
+    <w:bookmarkStart w:id="67" w:name="design-decisions-and-why"/>
     <w:p>
       <w:pPr>
         <w:pStyle w:val="Heading2"/>
@@ -22805,8 +22851,8 @@
         </w:pict>
       </w:r>
     </w:p>
-    <w:bookmarkEnd w:id="66"/>
-    <w:bookmarkStart w:id="67" w:name="known-gaps"/>
+    <w:bookmarkEnd w:id="67"/>
+    <w:bookmarkStart w:id="68" w:name="known-gaps"/>
     <w:p>
       <w:pPr>
         <w:pStyle w:val="Heading2"/>
@@ -23317,8 +23363,8 @@
         <w:t xml:space="preserve">The report and spreadsheet renderers do not exist.</w:t>
       </w:r>
     </w:p>
-    <w:bookmarkEnd w:id="67"/>
     <w:bookmarkEnd w:id="68"/>
+    <w:bookmarkEnd w:id="69"/>
     <w:sectPr>
       <w:footnotePr>
         <w:numRestart w:val="eachSect"/>

--- a/presentation_guide.docx
+++ b/presentation_guide.docx
@@ -34,7 +34,7 @@
           <w:i/>
           <w:iCs/>
         </w:rPr>
-        <w:t xml:space="preserve">presentation guide, version 20260824_001. Read it in any markdown reader,</w:t>
+        <w:t xml:space="preserve">presentation guide, version 20260827_002. Read it in any markdown reader,</w:t>
       </w:r>
       <w:r>
         <w:rPr>
@@ -160,7 +160,7 @@
           <w:i/>
           <w:iCs/>
         </w:rPr>
-        <w:t xml:space="preserve">at commit 570241c (2026-08-24). Where that is not the newest commit touching the file, this Word copy is behind it.</w:t>
+        <w:t xml:space="preserve">at commit ac335b5 (2026-08-27). Where that is not the newest commit touching the file, this Word copy is behind it.</w:t>
       </w:r>
     </w:p>
     <w:p>
@@ -16029,7 +16029,7 @@
         <w:t xml:space="preserve"> </w:t>
       </w:r>
       <w:r>
-        <w:t xml:space="preserve">is the main Cox regression of the methods document’s §6.1:</w:t>
+        <w:t xml:space="preserve">is the pooled Cox regression of the methods document’s §6.1:</w:t>
       </w:r>
       <w:r>
         <w:t xml:space="preserve"> </w:t>
@@ -21221,6 +21221,107 @@
       </w:r>
       <w:r>
         <w:t xml:space="preserve">headings.</w:t>
+      </w:r>
+    </w:p>
+    <w:p>
+      <w:pPr>
+        <w:pStyle w:val="BodyText"/>
+      </w:pPr>
+      <w:r>
+        <w:t xml:space="preserve">Each share column follows the column it divides, and its header names that</w:t>
+      </w:r>
+      <w:r>
+        <w:t xml:space="preserve"> </w:t>
+      </w:r>
+      <w:r>
+        <w:t xml:space="preserve">quantity:</w:t>
+      </w:r>
+      <w:r>
+        <w:t xml:space="preserve"> </w:t>
+      </w:r>
+      <w:r>
+        <w:rPr>
+          <w:rStyle w:val="VerbatimChar"/>
+        </w:rPr>
+        <w:t xml:space="preserve">Intakes, pct</w:t>
+      </w:r>
+      <w:r>
+        <w:t xml:space="preserve"> </w:t>
+      </w:r>
+      <w:r>
+        <w:t xml:space="preserve">after</w:t>
+      </w:r>
+      <w:r>
+        <w:t xml:space="preserve"> </w:t>
+      </w:r>
+      <w:r>
+        <w:rPr>
+          <w:rStyle w:val="VerbatimChar"/>
+        </w:rPr>
+        <w:t xml:space="preserve">Intakes/day</w:t>
+      </w:r>
+      <w:r>
+        <w:t xml:space="preserve">,</w:t>
+      </w:r>
+      <w:r>
+        <w:t xml:space="preserve"> </w:t>
+      </w:r>
+      <w:r>
+        <w:rPr>
+          <w:rStyle w:val="VerbatimChar"/>
+        </w:rPr>
+        <w:t xml:space="preserve">Census counted, pct</w:t>
+      </w:r>
+      <w:r>
+        <w:t xml:space="preserve"> </w:t>
+      </w:r>
+      <w:r>
+        <w:t xml:space="preserve">after</w:t>
+      </w:r>
+      <w:r>
+        <w:t xml:space="preserve"> </w:t>
+      </w:r>
+      <w:r>
+        <w:rPr>
+          <w:rStyle w:val="VerbatimChar"/>
+        </w:rPr>
+        <w:t xml:space="preserve">Census, counted</w:t>
+      </w:r>
+      <w:r>
+        <w:t xml:space="preserve">. The slides can head a share</w:t>
+      </w:r>
+      <w:r>
+        <w:t xml:space="preserve"> </w:t>
+      </w:r>
+      <w:r>
+        <w:rPr>
+          <w:rStyle w:val="VerbatimChar"/>
+        </w:rPr>
+        <w:t xml:space="preserve">Pct</w:t>
+      </w:r>
+      <w:r>
+        <w:t xml:space="preserve"> </w:t>
+      </w:r>
+      <w:r>
+        <w:t xml:space="preserve">because the column beside</w:t>
+      </w:r>
+      <w:r>
+        <w:t xml:space="preserve"> </w:t>
+      </w:r>
+      <w:r>
+        <w:t xml:space="preserve">it says what of; a sheet is read a column at a time and its order is not fixed,</w:t>
+      </w:r>
+      <w:r>
+        <w:t xml:space="preserve"> </w:t>
+      </w:r>
+      <w:r>
+        <w:t xml:space="preserve">so a header that leans on its neighbor is one column move away from being</w:t>
+      </w:r>
+      <w:r>
+        <w:t xml:space="preserve"> </w:t>
+      </w:r>
+      <w:r>
+        <w:t xml:space="preserve">wrong.</w:t>
       </w:r>
     </w:p>
     <w:p>

--- a/presentation_guide.docx
+++ b/presentation_guide.docx
@@ -34,7 +34,7 @@
           <w:i/>
           <w:iCs/>
         </w:rPr>
-        <w:t xml:space="preserve">presentation guide, version 20260827_002. Read it in any markdown reader,</w:t>
+        <w:t xml:space="preserve">presentation guide, version 20260828_001. Read it in any markdown reader,</w:t>
       </w:r>
       <w:r>
         <w:rPr>
@@ -160,7 +160,7 @@
           <w:i/>
           <w:iCs/>
         </w:rPr>
-        <w:t xml:space="preserve">at commit ac335b5 (2026-08-27). Where that is not the newest commit touching the file, this Word copy is behind it.</w:t>
+        <w:t xml:space="preserve">at commit ac335b5, plus uncommitted changes (2026-08-27). Where that is not the newest commit touching the file, this Word copy is behind it.</w:t>
       </w:r>
     </w:p>
     <w:p>
@@ -2009,7 +2009,7 @@
           <w:rPr>
             <w:rStyle w:val="Hyperlink"/>
           </w:rPr>
-          <w:t xml:space="preserve">10.5281/zenodo.22085157</w:t>
+          <w:t xml:space="preserve">10.5281/zenodo.22135419</w:t>
         </w:r>
       </w:hyperlink>
       <w:r>

--- a/presentation_guide.docx
+++ b/presentation_guide.docx
@@ -160,7 +160,7 @@
           <w:i/>
           <w:iCs/>
         </w:rPr>
-        <w:t xml:space="preserve">at commit ac335b5, plus uncommitted changes (2026-08-27). Where that is not the newest commit touching the file, this Word copy is behind it.</w:t>
+        <w:t xml:space="preserve">at commit 10ba4bc (2026-08-27). Where that is not the newest commit touching the file, this Word copy is behind it.</w:t>
       </w:r>
     </w:p>
     <w:p>

--- a/presentation_guide.docx
+++ b/presentation_guide.docx
@@ -2,7 +2,7 @@
 <file path=word/document.xml><?xml version="1.0" encoding="utf-8"?>
 <w:document xmlns:w="http://schemas.openxmlformats.org/wordprocessingml/2006/main" xmlns:m="http://schemas.openxmlformats.org/officeDocument/2006/math" xmlns:r="http://schemas.openxmlformats.org/officeDocument/2006/relationships" xmlns:o="urn:schemas-microsoft-com:office:office" xmlns:v="urn:schemas-microsoft-com:vml" xmlns:w10="urn:schemas-microsoft-com:office:word" xmlns:a="http://schemas.openxmlformats.org/drawingml/2006/main" xmlns:pic="http://schemas.openxmlformats.org/drawingml/2006/picture" xmlns:wp="http://schemas.openxmlformats.org/drawingml/2006/wordprocessingDrawing">
   <w:body>
-    <w:bookmarkStart w:id="69" w:name="mlos-presentation-guide"/>
+    <w:bookmarkStart w:id="73" w:name="mlos-presentation-guide"/>
     <w:p>
       <w:pPr>
         <w:pStyle w:val="Heading1"/>
@@ -34,7 +34,7 @@
           <w:i/>
           <w:iCs/>
         </w:rPr>
-        <w:t xml:space="preserve">presentation guide, version 20260828_001. Read it in any markdown reader,</w:t>
+        <w:t xml:space="preserve">presentation guide, version 20260906_001. Read it in any markdown reader,</w:t>
       </w:r>
       <w:r>
         <w:rPr>
@@ -160,7 +160,7 @@
           <w:i/>
           <w:iCs/>
         </w:rPr>
-        <w:t xml:space="preserve">at commit 10ba4bc (2026-08-27). Where that is not the newest commit touching the file, this Word copy is behind it.</w:t>
+        <w:t xml:space="preserve">at commit 6cdd5d4 (2026-09-06). Where that is not the newest commit touching the file, this Word copy is behind it.</w:t>
       </w:r>
     </w:p>
     <w:p>
@@ -679,6 +679,40 @@
           <w:numId w:val="1003"/>
         </w:numPr>
       </w:pPr>
+      <w:hyperlink w:anchor="educational">
+        <w:r>
+          <w:rPr>
+            <w:rStyle w:val="Hyperlink"/>
+          </w:rPr>
+          <w:t xml:space="preserve">Educational</w:t>
+        </w:r>
+      </w:hyperlink>
+    </w:p>
+    <w:p>
+      <w:pPr>
+        <w:pStyle w:val="Compact"/>
+        <w:numPr>
+          <w:ilvl w:val="1"/>
+          <w:numId w:val="1003"/>
+        </w:numPr>
+      </w:pPr>
+      <w:hyperlink w:anchor="variant-decks">
+        <w:r>
+          <w:rPr>
+            <w:rStyle w:val="Hyperlink"/>
+          </w:rPr>
+          <w:t xml:space="preserve">Variant decks</w:t>
+        </w:r>
+      </w:hyperlink>
+    </w:p>
+    <w:p>
+      <w:pPr>
+        <w:pStyle w:val="Compact"/>
+        <w:numPr>
+          <w:ilvl w:val="1"/>
+          <w:numId w:val="1003"/>
+        </w:numPr>
+      </w:pPr>
       <w:hyperlink w:anchor="speaker-notes">
         <w:r>
           <w:rPr>
@@ -1581,7 +1615,7 @@
       </w:r>
     </w:p>
     <w:bookmarkEnd w:id="10"/>
-    <w:bookmarkStart w:id="11" w:name="what-a-deck-is-worth"/>
+    <w:bookmarkStart w:id="13" w:name="what-a-deck-is-worth"/>
     <w:p>
       <w:pPr>
         <w:pStyle w:val="Heading2"/>
@@ -1907,14 +1941,96 @@
       </w:r>
     </w:p>
     <w:p>
+      <w:pPr>
+        <w:pStyle w:val="BodyText"/>
+      </w:pPr>
+      <w:r>
+        <w:rPr>
+          <w:b/>
+          <w:bCs/>
+        </w:rPr>
+        <w:t xml:space="preserve">Saying how a deck landed.</w:t>
+      </w:r>
+      <w:r>
+        <w:t xml:space="preserve"> </w:t>
+      </w:r>
+      <w:r>
+        <w:t xml:space="preserve">The most useful report is what became of it in</w:t>
+      </w:r>
+      <w:r>
+        <w:t xml:space="preserve"> </w:t>
+      </w:r>
+      <w:r>
+        <w:t xml:space="preserve">use: which slides survived into the briefing actually given, which were cut,</w:t>
+      </w:r>
+      <w:r>
+        <w:t xml:space="preserve"> </w:t>
+      </w:r>
+      <w:r>
+        <w:t xml:space="preserve">and what had to be written by hand from the workbook or the plots. The</w:t>
+      </w:r>
+      <w:r>
+        <w:t xml:space="preserve"> </w:t>
+      </w:r>
+      <w:hyperlink r:id="rId11">
+        <w:r>
+          <w:rPr>
+            <w:rStyle w:val="Hyperlink"/>
+          </w:rPr>
+          <w:t xml:space="preserve">issue tracker</w:t>
+        </w:r>
+      </w:hyperlink>
+      <w:r>
+        <w:t xml:space="preserve"> </w:t>
+      </w:r>
+      <w:r>
+        <w:t xml:space="preserve">carries a</w:t>
+      </w:r>
+      <w:r>
+        <w:t xml:space="preserve"> </w:t>
+      </w:r>
+      <w:r>
+        <w:t xml:space="preserve">form for that account, and</w:t>
+      </w:r>
+      <w:r>
+        <w:t xml:space="preserve"> </w:t>
+      </w:r>
+      <w:hyperlink r:id="rId12">
+        <w:r>
+          <w:rPr>
+            <w:rStyle w:val="Hyperlink"/>
+          </w:rPr>
+          <w:t xml:space="preserve">CONTRIBUTING.md</w:t>
+        </w:r>
+      </w:hyperlink>
+      <w:r>
+        <w:t xml:space="preserve"> </w:t>
+      </w:r>
+      <w:r>
+        <w:t xml:space="preserve">says what to attach and what a deposited run holds. The selection rules are</w:t>
+      </w:r>
+      <w:r>
+        <w:t xml:space="preserve"> </w:t>
+      </w:r>
+      <w:r>
+        <w:t xml:space="preserve">where this package is least settled, and reports of real use are what will</w:t>
+      </w:r>
+      <w:r>
+        <w:t xml:space="preserve"> </w:t>
+      </w:r>
+      <w:r>
+        <w:t xml:space="preserve">settle them.</w:t>
+      </w:r>
+    </w:p>
+    <w:p>
       <w:r>
         <w:pict>
           <v:rect style="width:0;height:1.5pt" o:hralign="center" o:hrstd="t" o:hr="t"/>
         </w:pict>
       </w:r>
     </w:p>
-    <w:bookmarkEnd w:id="11"/>
-    <w:bookmarkStart w:id="19" w:name="producing-a-deck"/>
+    <w:bookmarkEnd w:id="13"/>
+    <w:bookmarkStart w:id="21" w:name="producing-a-deck"/>
     <w:p>
       <w:pPr>
         <w:pStyle w:val="Heading2"/>
@@ -1985,7 +2101,7 @@
         <w:t xml:space="preserve">is enough to look at what it produces.</w:t>
       </w:r>
     </w:p>
-    <w:bookmarkStart w:id="13" w:name="running-it-and-what-it-writes"/>
+    <w:bookmarkStart w:id="15" w:name="running-it-and-what-it-writes"/>
     <w:p>
       <w:pPr>
         <w:pStyle w:val="Heading3"/>
@@ -2004,7 +2120,7 @@
       <w:r>
         <w:t xml:space="preserve"> </w:t>
       </w:r>
-      <w:hyperlink r:id="rId12">
+      <w:hyperlink r:id="rId14">
         <w:r>
           <w:rPr>
             <w:rStyle w:val="Hyperlink"/>
@@ -2112,7 +2228,7 @@
         <w:t xml:space="preserve"> </w:t>
       </w:r>
       <w:r>
-        <w:t xml:space="preserve">and writes four things into</w:t>
+        <w:t xml:space="preserve">and writes five things into</w:t>
       </w:r>
       <w:r>
         <w:t xml:space="preserve"> </w:t>
@@ -2187,10 +2303,16 @@
         <w:rPr>
           <w:rStyle w:val="VerbatimChar"/>
         </w:rPr>
-        <w:t xml:space="preserve">mlos_deck_figures/*.png</w:t>
-      </w:r>
-      <w:r>
-        <w:t xml:space="preserve">, every figure this package drew;</w:t>
+        <w:t xml:space="preserve">mlos_deck_slides.json</w:t>
+      </w:r>
+      <w:r>
+        <w:t xml:space="preserve">, what the deck holds: every slide’s position, title,</w:t>
+      </w:r>
+      <w:r>
+        <w:t xml:space="preserve"> </w:t>
+      </w:r>
+      <w:r>
+        <w:t xml:space="preserve">layout, and which run it belongs to;</w:t>
       </w:r>
     </w:p>
     <w:p>
@@ -2205,6 +2327,24 @@
         <w:rPr>
           <w:rStyle w:val="VerbatimChar"/>
         </w:rPr>
+        <w:t xml:space="preserve">mlos_deck_figures/*.png</w:t>
+      </w:r>
+      <w:r>
+        <w:t xml:space="preserve">, every figure this package drew;</w:t>
+      </w:r>
+    </w:p>
+    <w:p>
+      <w:pPr>
+        <w:pStyle w:val="Compact"/>
+        <w:numPr>
+          <w:ilvl w:val="0"/>
+          <w:numId w:val="1006"/>
+        </w:numPr>
+      </w:pPr>
+      <w:r>
+        <w:rPr>
+          <w:rStyle w:val="VerbatimChar"/>
+        </w:rPr>
         <w:t xml:space="preserve">mlos_deck_figures/manifest.json</w:t>
       </w:r>
       <w:r>
@@ -2303,7 +2443,21 @@
           <w:b/>
           <w:bCs/>
         </w:rPr>
-        <w:t xml:space="preserve">A deck is never overwritten, and neither is the workbook.</w:t>
+        <w:t xml:space="preserve">A deck is never overwritten, and neither is the workbook or the slide</w:t>
+      </w:r>
+      <w:r>
+        <w:rPr>
+          <w:b/>
+          <w:bCs/>
+        </w:rPr>
+        <w:t xml:space="preserve"> </w:t>
+      </w:r>
+      <w:r>
+        <w:rPr>
+          <w:b/>
+          <w:bCs/>
+        </w:rPr>
+        <w:t xml:space="preserve">list.</w:t>
       </w:r>
       <w:r>
         <w:t xml:space="preserve"> </w:t>
@@ -2366,8 +2520,8 @@
         <w:t xml:space="preserve">an archived deck keeps the ones it was built with.</w:t>
       </w:r>
     </w:p>
-    <w:bookmarkEnd w:id="13"/>
-    <w:bookmarkStart w:id="14" w:name="settings"/>
+    <w:bookmarkEnd w:id="15"/>
+    <w:bookmarkStart w:id="16" w:name="settings"/>
     <w:p>
       <w:pPr>
         <w:pStyle w:val="Heading3"/>
@@ -2790,7 +2944,603 @@
           </w:p>
         </w:tc>
       </w:tr>
+      <w:tr>
+        <w:tc>
+          <w:tcPr/>
+          <w:p>
+            <w:pPr>
+              <w:pStyle w:val="Compact"/>
+            </w:pPr>
+            <w:r>
+              <w:rPr>
+                <w:rStyle w:val="VerbatimChar"/>
+              </w:rPr>
+              <w:t xml:space="preserve">figures.ratio_log_scale</w:t>
+            </w:r>
+          </w:p>
+        </w:tc>
+        <w:tc>
+          <w:tcPr/>
+          <w:p>
+            <w:pPr>
+              <w:pStyle w:val="Compact"/>
+            </w:pPr>
+            <w:r>
+              <w:t xml:space="preserve">yes, no</w:t>
+            </w:r>
+          </w:p>
+        </w:tc>
+        <w:tc>
+          <w:tcPr/>
+          <w:p>
+            <w:pPr>
+              <w:pStyle w:val="Compact"/>
+            </w:pPr>
+            <w:r>
+              <w:t xml:space="preserve">yes; the log x axis on the two ratio figures</w:t>
+            </w:r>
+          </w:p>
+        </w:tc>
+      </w:tr>
+      <w:tr>
+        <w:tc>
+          <w:tcPr/>
+          <w:p>
+            <w:pPr>
+              <w:pStyle w:val="Compact"/>
+            </w:pPr>
+            <w:r>
+              <w:rPr>
+                <w:rStyle w:val="VerbatimChar"/>
+              </w:rPr>
+              <w:t xml:space="preserve">template</w:t>
+            </w:r>
+          </w:p>
+        </w:tc>
+        <w:tc>
+          <w:tcPr/>
+          <w:p>
+            <w:pPr>
+              <w:pStyle w:val="Compact"/>
+            </w:pPr>
+            <w:r>
+              <w:t xml:space="preserve">path to a one-slide</w:t>
+            </w:r>
+            <w:r>
+              <w:t xml:space="preserve"> </w:t>
+            </w:r>
+            <w:r>
+              <w:rPr>
+                <w:rStyle w:val="VerbatimChar"/>
+              </w:rPr>
+              <w:t xml:space="preserve">.pptx</w:t>
+            </w:r>
+          </w:p>
+        </w:tc>
+        <w:tc>
+          <w:tcPr/>
+          <w:p>
+            <w:pPr>
+              <w:pStyle w:val="Compact"/>
+            </w:pPr>
+            <w:r>
+              <w:t xml:space="preserve">yes, on the slides that have room for it</w:t>
+            </w:r>
+          </w:p>
+        </w:tc>
+      </w:tr>
     </w:tbl>
+    <w:p>
+      <w:pPr>
+        <w:pStyle w:val="BodyText"/>
+      </w:pPr>
+      <w:r>
+        <w:t xml:space="preserve">A template is branding, not a layout: its slide carries artwork and nothing</w:t>
+      </w:r>
+      <w:r>
+        <w:t xml:space="preserve"> </w:t>
+      </w:r>
+      <w:r>
+        <w:t xml:space="preserve">else, and the renderer copies that artwork onto the slides it fits. The band</w:t>
+      </w:r>
+      <w:r>
+        <w:t xml:space="preserve"> </w:t>
+      </w:r>
+      <w:r>
+        <w:t xml:space="preserve">left free is measured from where the artwork sits, so a header, a footer strip</w:t>
+      </w:r>
+      <w:r>
+        <w:t xml:space="preserve"> </w:t>
+      </w:r>
+      <w:r>
+        <w:t xml:space="preserve">of logos or both are read as what they are. A slide carrying a figure is left</w:t>
+      </w:r>
+      <w:r>
+        <w:t xml:space="preserve"> </w:t>
+      </w:r>
+      <w:r>
+        <w:t xml:space="preserve">plain, the figures being opaque and sized to whatever the body leaves them, and</w:t>
+      </w:r>
+      <w:r>
+        <w:t xml:space="preserve"> </w:t>
+      </w:r>
+      <w:r>
+        <w:t xml:space="preserve">so is a slide whose content is taller than the band at any bullet size. On the</w:t>
+      </w:r>
+      <w:r>
+        <w:t xml:space="preserve"> </w:t>
+      </w:r>
+      <w:r>
+        <w:t xml:space="preserve">OC2 deck twenty-one of the fifty-two slides are branded: the closing findings,</w:t>
+      </w:r>
+      <w:r>
+        <w:t xml:space="preserve"> </w:t>
+      </w:r>
+      <w:r>
+        <w:t xml:space="preserve">the recommendations, the section openers, three of the four table slides, and</w:t>
+      </w:r>
+      <w:r>
+        <w:t xml:space="preserve"> </w:t>
+      </w:r>
+      <w:r>
+        <w:t xml:space="preserve">the educational slide that carries the observation-window diagram.</w:t>
+      </w:r>
+    </w:p>
+    <w:p>
+      <w:pPr>
+        <w:pStyle w:val="BodyText"/>
+      </w:pPr>
+      <w:r>
+        <w:t xml:space="preserve">A slide that does not fit at eighteen point is measured again at sixteen and at</w:t>
+      </w:r>
+      <w:r>
+        <w:t xml:space="preserve"> </w:t>
+      </w:r>
+      <w:r>
+        <w:t xml:space="preserve">fourteen, and takes the artwork at the largest size that fits. The alternative</w:t>
+      </w:r>
+      <w:r>
+        <w:t xml:space="preserve"> </w:t>
+      </w:r>
+      <w:r>
+        <w:t xml:space="preserve">is a slide that loses the branding its neighbours have over a quarter of an</w:t>
+      </w:r>
+      <w:r>
+        <w:t xml:space="preserve"> </w:t>
+      </w:r>
+      <w:r>
+        <w:t xml:space="preserve">inch. On OC2 one slide steps down.</w:t>
+      </w:r>
+    </w:p>
+    <w:p>
+      <w:pPr>
+        <w:pStyle w:val="BodyText"/>
+      </w:pPr>
+      <w:r>
+        <w:rPr>
+          <w:rStyle w:val="VerbatimChar"/>
+        </w:rPr>
+        <w:t xml:space="preserve">Slide.schematic</w:t>
+      </w:r>
+      <w:r>
+        <w:t xml:space="preserve"> </w:t>
+      </w:r>
+      <w:r>
+        <w:t xml:space="preserve">is how the diagram slide qualifies at all. It says the</w:t>
+      </w:r>
+      <w:r>
+        <w:t xml:space="preserve"> </w:t>
+      </w:r>
+      <w:r>
+        <w:t xml:space="preserve">figures are drawn to be recognized rather than measured, so room taken from</w:t>
+      </w:r>
+      <w:r>
+        <w:t xml:space="preserve"> </w:t>
+      </w:r>
+      <w:r>
+        <w:t xml:space="preserve">them costs nothing; the rule that builds the slide sets it, since what a figure</w:t>
+      </w:r>
+      <w:r>
+        <w:t xml:space="preserve"> </w:t>
+      </w:r>
+      <w:r>
+        <w:t xml:space="preserve">is showing is the rule’s to say. It applies where the figure sits beside the</w:t>
+      </w:r>
+      <w:r>
+        <w:t xml:space="preserve"> </w:t>
+      </w:r>
+      <w:r>
+        <w:t xml:space="preserve">text rather than under it, which on the TITLE layout it does: what the figure</w:t>
+      </w:r>
+      <w:r>
+        <w:t xml:space="preserve"> </w:t>
+      </w:r>
+      <w:r>
+        <w:t xml:space="preserve">gives up is width it can spare, and under a list it would be giving up the</w:t>
+      </w:r>
+      <w:r>
+        <w:t xml:space="preserve"> </w:t>
+      </w:r>
+      <w:r>
+        <w:t xml:space="preserve">height it is read in. On OC2 the diagram goes from 6.17 by 4.16 inches to 6.11</w:t>
+      </w:r>
+      <w:r>
+        <w:t xml:space="preserve"> </w:t>
+      </w:r>
+      <w:r>
+        <w:t xml:space="preserve">by 4.12.</w:t>
+      </w:r>
+    </w:p>
+    <w:p>
+      <w:pPr>
+        <w:pStyle w:val="BodyText"/>
+      </w:pPr>
+      <w:r>
+        <w:t xml:space="preserve">The template sets the page’s color scheme and has to be the same page size,</w:t>
+      </w:r>
+      <w:r>
+        <w:t xml:space="preserve"> </w:t>
+      </w:r>
+      <w:r>
+        <w:t xml:space="preserve">13.333 by 7.5 inches. Type stays Calibri, which is what the column widths and</w:t>
+      </w:r>
+      <w:r>
+        <w:t xml:space="preserve"> </w:t>
+      </w:r>
+      <w:r>
+        <w:t xml:space="preserve">the page breaks are measured in; a wider face wraps a table header mid-word.</w:t>
+      </w:r>
+    </w:p>
+    <w:p>
+      <w:pPr>
+        <w:pStyle w:val="BodyText"/>
+      </w:pPr>
+      <w:r>
+        <w:rPr>
+          <w:rStyle w:val="VerbatimChar"/>
+        </w:rPr>
+        <w:t xml:space="preserve">data/deck_example_template.pptx</w:t>
+      </w:r>
+      <w:r>
+        <w:t xml:space="preserve"> </w:t>
+      </w:r>
+      <w:r>
+        <w:t xml:space="preserve">is a working one, and the shape to copy: a</w:t>
+      </w:r>
+      <w:r>
+        <w:t xml:space="preserve"> </w:t>
+      </w:r>
+      <w:r>
+        <w:t xml:space="preserve">bar across the top, a bar across the foot, and a line of text inside each.</w:t>
+      </w:r>
+    </w:p>
+    <w:p>
+      <w:pPr>
+        <w:pStyle w:val="SourceCode"/>
+      </w:pPr>
+      <w:r>
+        <w:rPr>
+          <w:rStyle w:val="ExtensionTok"/>
+        </w:rPr>
+        <w:t xml:space="preserve">python3</w:t>
+      </w:r>
+      <w:r>
+        <w:rPr>
+          <w:rStyle w:val="NormalTok"/>
+        </w:rPr>
+        <w:t xml:space="preserve"> </w:t>
+      </w:r>
+      <w:r>
+        <w:rPr>
+          <w:rStyle w:val="AttributeTok"/>
+        </w:rPr>
+        <w:t xml:space="preserve">-m</w:t>
+      </w:r>
+      <w:r>
+        <w:rPr>
+          <w:rStyle w:val="NormalTok"/>
+        </w:rPr>
+        <w:t xml:space="preserve"> mlos_review.deck </w:t>
+      </w:r>
+      <w:r>
+        <w:rPr>
+          <w:rStyle w:val="AttributeTok"/>
+        </w:rPr>
+        <w:t xml:space="preserve">--template</w:t>
+      </w:r>
+      <w:r>
+        <w:rPr>
+          <w:rStyle w:val="OperatorTok"/>
+        </w:rPr>
+        <w:t xml:space="preserve">=</w:t>
+      </w:r>
+      <w:r>
+        <w:rPr>
+          <w:rStyle w:val="NormalTok"/>
+        </w:rPr>
+        <w:t xml:space="preserve">data/deck_example_template.pptx</w:t>
+      </w:r>
+    </w:p>
+    <w:p>
+      <w:pPr>
+        <w:pStyle w:val="FirstParagraph"/>
+      </w:pPr>
+      <w:r>
+        <w:rPr>
+          <w:b/>
+          <w:bCs/>
+        </w:rPr>
+        <w:t xml:space="preserve">How deep the bars are is the decision that matters.</w:t>
+      </w:r>
+      <w:r>
+        <w:t xml:space="preserve"> </w:t>
+      </w:r>
+      <w:r>
+        <w:t xml:space="preserve">They set the band, and</w:t>
+      </w:r>
+      <w:r>
+        <w:t xml:space="preserve"> </w:t>
+      </w:r>
+      <w:r>
+        <w:t xml:space="preserve">the band decides how much of a deck can carry the branding. Measured as the</w:t>
+      </w:r>
+      <w:r>
+        <w:t xml:space="preserve"> </w:t>
+      </w:r>
+      <w:r>
+        <w:t xml:space="preserve">room left under a slide’s title:</w:t>
+      </w:r>
+    </w:p>
+    <w:tbl>
+      <w:tblPr>
+        <w:tblStyle w:val="Table"/>
+        <w:tblW w:type="pct" w:w="5000"/>
+        <w:tblLayout w:type="fixed"/>
+        <w:tblLook w:firstRow="1" w:lastRow="0" w:firstColumn="0" w:lastColumn="0" w:noHBand="0" w:noVBand="0" w:val="0020"/>
+      </w:tblPr>
+      <w:tblGrid>
+        <w:gridCol w:w="2640"/>
+        <w:gridCol w:w="2640"/>
+        <w:gridCol w:w="2640"/>
+      </w:tblGrid>
+      <w:tr>
+        <w:trPr>
+          <w:tblHeader w:val="on"/>
+        </w:trPr>
+        <w:tc>
+          <w:tcPr/>
+          <w:p>
+            <w:pPr>
+              <w:pStyle w:val="Compact"/>
+            </w:pPr>
+          </w:p>
+        </w:tc>
+        <w:tc>
+          <w:tcPr/>
+          <w:p>
+            <w:pPr>
+              <w:pStyle w:val="Compact"/>
+            </w:pPr>
+            <w:r>
+              <w:t xml:space="preserve">body</w:t>
+            </w:r>
+          </w:p>
+        </w:tc>
+        <w:tc>
+          <w:tcPr/>
+          <w:p>
+            <w:pPr>
+              <w:pStyle w:val="Compact"/>
+            </w:pPr>
+            <w:r>
+              <w:t xml:space="preserve">branded, of the OC2 deck</w:t>
+            </w:r>
+          </w:p>
+        </w:tc>
+      </w:tr>
+      <w:tr>
+        <w:tc>
+          <w:tcPr/>
+          <w:p>
+            <w:pPr>
+              <w:pStyle w:val="Compact"/>
+            </w:pPr>
+            <w:r>
+              <w:t xml:space="preserve">a plain slide</w:t>
+            </w:r>
+          </w:p>
+        </w:tc>
+        <w:tc>
+          <w:tcPr/>
+          <w:p>
+            <w:pPr>
+              <w:pStyle w:val="Compact"/>
+            </w:pPr>
+            <w:r>
+              <w:t xml:space="preserve">5.90in</w:t>
+            </w:r>
+          </w:p>
+        </w:tc>
+        <w:tc>
+          <w:tcPr/>
+          <w:p>
+            <w:pPr>
+              <w:pStyle w:val="Compact"/>
+            </w:pPr>
+          </w:p>
+        </w:tc>
+      </w:tr>
+      <w:tr>
+        <w:tc>
+          <w:tcPr/>
+          <w:p>
+            <w:pPr>
+              <w:pStyle w:val="Compact"/>
+            </w:pPr>
+            <w:r>
+              <w:rPr>
+                <w:rStyle w:val="VerbatimChar"/>
+              </w:rPr>
+              <w:t xml:space="preserve">deck_example_template.pptx</w:t>
+            </w:r>
+            <w:r>
+              <w:t xml:space="preserve">, bars of 0.8in and 0.7in</w:t>
+            </w:r>
+          </w:p>
+        </w:tc>
+        <w:tc>
+          <w:tcPr/>
+          <w:p>
+            <w:pPr>
+              <w:pStyle w:val="Compact"/>
+            </w:pPr>
+            <w:r>
+              <w:t xml:space="preserve">4.90in</w:t>
+            </w:r>
+          </w:p>
+        </w:tc>
+        <w:tc>
+          <w:tcPr/>
+          <w:p>
+            <w:pPr>
+              <w:pStyle w:val="Compact"/>
+            </w:pPr>
+            <w:r>
+              <w:t xml:space="preserve">18 of 48</w:t>
+            </w:r>
+          </w:p>
+        </w:tc>
+      </w:tr>
+      <w:tr>
+        <w:tc>
+          <w:tcPr/>
+          <w:p>
+            <w:pPr>
+              <w:pStyle w:val="Compact"/>
+            </w:pPr>
+            <w:r>
+              <w:t xml:space="preserve">bars of about 1.3in each</w:t>
+            </w:r>
+          </w:p>
+        </w:tc>
+        <w:tc>
+          <w:tcPr/>
+          <w:p>
+            <w:pPr>
+              <w:pStyle w:val="Compact"/>
+            </w:pPr>
+            <w:r>
+              <w:t xml:space="preserve">4.12in</w:t>
+            </w:r>
+          </w:p>
+        </w:tc>
+        <w:tc>
+          <w:tcPr/>
+          <w:p>
+            <w:pPr>
+              <w:pStyle w:val="Compact"/>
+            </w:pPr>
+            <w:r>
+              <w:t xml:space="preserve">20 of 52</w:t>
+            </w:r>
+          </w:p>
+        </w:tc>
+      </w:tr>
+    </w:tbl>
+    <w:p>
+      <w:pPr>
+        <w:pStyle w:val="BodyText"/>
+      </w:pPr>
+      <w:r>
+        <w:t xml:space="preserve">The three-table opening slide needs 4.71 inches and so brands under the first</w:t>
+      </w:r>
+      <w:r>
+        <w:t xml:space="preserve"> </w:t>
+      </w:r>
+      <w:r>
+        <w:t xml:space="preserve">and not the second, which is the kind of thing deepening a bar by half an inch</w:t>
+      </w:r>
+      <w:r>
+        <w:t xml:space="preserve"> </w:t>
+      </w:r>
+      <w:r>
+        <w:t xml:space="preserve">costs. Slide counts differ because the closing sections repaginate against the</w:t>
+      </w:r>
+      <w:r>
+        <w:t xml:space="preserve"> </w:t>
+      </w:r>
+      <w:r>
+        <w:t xml:space="preserve">band.</w:t>
+      </w:r>
+    </w:p>
+    <w:p>
+      <w:pPr>
+        <w:pStyle w:val="BodyText"/>
+      </w:pPr>
+      <w:r>
+        <w:rPr>
+          <w:rStyle w:val="VerbatimChar"/>
+        </w:rPr>
+        <w:t xml:space="preserve">--template=FILE</w:t>
+      </w:r>
+      <w:r>
+        <w:t xml:space="preserve"> </w:t>
+      </w:r>
+      <w:r>
+        <w:t xml:space="preserve">overrides whatever the settings file says, and is how a</w:t>
+      </w:r>
+      <w:r>
+        <w:t xml:space="preserve"> </w:t>
+      </w:r>
+      <w:r>
+        <w:t xml:space="preserve">template that lives outside the repository is used without writing a machine’s</w:t>
+      </w:r>
+      <w:r>
+        <w:t xml:space="preserve"> </w:t>
+      </w:r>
+      <w:r>
+        <w:t xml:space="preserve">own paths into a tracked file. It is the setting most worth a flag: a template</w:t>
+      </w:r>
+      <w:r>
+        <w:t xml:space="preserve"> </w:t>
+      </w:r>
+      <w:r>
+        <w:t xml:space="preserve">belongs to the occasion rather than to the dataset, so the same analysis goes</w:t>
+      </w:r>
+      <w:r>
+        <w:t xml:space="preserve"> </w:t>
+      </w:r>
+      <w:r>
+        <w:t xml:space="preserve">branded to one audience and plain to another. Give the branded build its own</w:t>
+      </w:r>
+      <w:r>
+        <w:t xml:space="preserve"> </w:t>
+      </w:r>
+      <w:r>
+        <w:t xml:space="preserve">output name,</w:t>
+      </w:r>
+      <w:r>
+        <w:t xml:space="preserve"> </w:t>
+      </w:r>
+      <w:r>
+        <w:rPr>
+          <w:rStyle w:val="VerbatimChar"/>
+        </w:rPr>
+        <w:t xml:space="preserve">reports/mlos_deck_with_template.pptx</w:t>
+      </w:r>
+      <w:r>
+        <w:t xml:space="preserve"> </w:t>
+      </w:r>
+      <w:r>
+        <w:t xml:space="preserve">say, and its workbook and</w:t>
+      </w:r>
+      <w:r>
+        <w:t xml:space="preserve"> </w:t>
+      </w:r>
+      <w:r>
+        <w:t xml:space="preserve">figures follow that name rather than displacing the plain deck’s.</w:t>
+      </w:r>
+    </w:p>
     <w:p>
       <w:pPr>
         <w:pStyle w:val="BodyText"/>
@@ -3229,8 +3979,8 @@
         <w:t xml:space="preserve">typo does.</w:t>
       </w:r>
     </w:p>
-    <w:bookmarkEnd w:id="14"/>
-    <w:bookmarkStart w:id="15" w:name="checking-a-deck-before-it-is-shown"/>
+    <w:bookmarkEnd w:id="16"/>
+    <w:bookmarkStart w:id="17" w:name="checking-a-deck-before-it-is-shown"/>
     <w:p>
       <w:pPr>
         <w:pStyle w:val="Heading3"/>
@@ -3481,8 +4231,8 @@
         <w:t xml:space="preserve">sections below.</w:t>
       </w:r>
     </w:p>
-    <w:bookmarkEnd w:id="15"/>
-    <w:bookmarkStart w:id="16" w:name="checking-that-the-wording-is-complete"/>
+    <w:bookmarkEnd w:id="17"/>
+    <w:bookmarkStart w:id="18" w:name="checking-that-the-wording-is-complete"/>
     <w:p>
       <w:pPr>
         <w:pStyle w:val="Heading3"/>
@@ -3560,8 +4310,8 @@
         <w:t xml:space="preserve">until someone writes a better phrase for it.</w:t>
       </w:r>
     </w:p>
-    <w:bookmarkEnd w:id="16"/>
-    <w:bookmarkStart w:id="17" w:name="Xa56e11bfac74954f54e941af4d9aa717aa2b639"/>
+    <w:bookmarkEnd w:id="18"/>
+    <w:bookmarkStart w:id="19" w:name="Xa56e11bfac74954f54e941af4d9aa717aa2b639"/>
     <w:p>
       <w:pPr>
         <w:pStyle w:val="Heading3"/>
@@ -3942,8 +4692,8 @@
         <w:t xml:space="preserve">when a dataset does.</w:t>
       </w:r>
     </w:p>
-    <w:bookmarkEnd w:id="17"/>
-    <w:bookmarkStart w:id="18" w:name="what-you-cannot-do-yet"/>
+    <w:bookmarkEnd w:id="19"/>
+    <w:bookmarkStart w:id="20" w:name="what-you-cannot-do-yet"/>
     <w:p>
       <w:pPr>
         <w:pStyle w:val="Heading3"/>
@@ -3963,19 +4713,25 @@
         <w:t xml:space="preserve"> </w:t>
       </w:r>
       <w:r>
-        <w:t xml:space="preserve">the slide budget are designed and unimplemented. The slide sequence is fixed</w:t>
-      </w:r>
-      <w:r>
-        <w:t xml:space="preserve"> </w:t>
-      </w:r>
-      <w:r>
-        <w:t xml:space="preserve">in code rather than planned against a budget. There is no text-centered</w:t>
-      </w:r>
-      <w:r>
-        <w:t xml:space="preserve"> </w:t>
-      </w:r>
-      <w:r>
-        <w:t xml:space="preserve">report. The workbook is not an independent product; it just holds the tables</w:t>
+        <w:t xml:space="preserve">the slide budget are designed and unimplemented. The deck’s own slide sequence</w:t>
+      </w:r>
+      <w:r>
+        <w:t xml:space="preserve"> </w:t>
+      </w:r>
+      <w:r>
+        <w:t xml:space="preserve">is fixed in code rather than planned against a budget; a variant deck’s is</w:t>
+      </w:r>
+      <w:r>
+        <w:t xml:space="preserve"> </w:t>
+      </w:r>
+      <w:r>
+        <w:t xml:space="preserve">written out by hand, which is a plan stated rather than solved. There is no</w:t>
+      </w:r>
+      <w:r>
+        <w:t xml:space="preserve"> </w:t>
+      </w:r>
+      <w:r>
+        <w:t xml:space="preserve">text-centered report. The workbook is not an independent product; it just holds the tables</w:t>
       </w:r>
       <w:r>
         <w:t xml:space="preserve"> </w:t>
@@ -3991,9 +4747,9 @@
         </w:pict>
       </w:r>
     </w:p>
-    <w:bookmarkEnd w:id="18"/>
-    <w:bookmarkEnd w:id="19"/>
-    <w:bookmarkStart w:id="29" w:name="the-deck-slide-by-slide"/>
+    <w:bookmarkEnd w:id="20"/>
+    <w:bookmarkEnd w:id="21"/>
+    <w:bookmarkStart w:id="33" w:name="the-deck-slide-by-slide"/>
     <w:p>
       <w:pPr>
         <w:pStyle w:val="Heading2"/>
@@ -4142,7 +4898,7 @@
         <w:t xml:space="preserve">the figure is a fitted average rather than a snapshot.</w:t>
       </w:r>
     </w:p>
-    <w:bookmarkStart w:id="20" w:name="the-two-opening-slides"/>
+    <w:bookmarkStart w:id="22" w:name="the-two-opening-slides"/>
     <w:p>
       <w:pPr>
         <w:pStyle w:val="Heading3"/>
@@ -4323,8 +5079,8 @@
         <w:t xml:space="preserve">figure in the deck reaches it and what it still costs is the restricted means.</w:t>
       </w:r>
     </w:p>
-    <w:bookmarkEnd w:id="20"/>
-    <w:bookmarkStart w:id="21" w:name="length-of-stay-per-stratifier"/>
+    <w:bookmarkEnd w:id="22"/>
+    <w:bookmarkStart w:id="23" w:name="length-of-stay-per-stratifier"/>
     <w:p>
       <w:pPr>
         <w:pStyle w:val="Heading3"/>
@@ -4460,8 +5216,8 @@
         <w:t xml:space="preserve">reversal is real.</w:t>
       </w:r>
     </w:p>
-    <w:bookmarkEnd w:id="21"/>
-    <w:bookmarkStart w:id="22" w:name="what-the-residents-still-owe"/>
+    <w:bookmarkEnd w:id="23"/>
+    <w:bookmarkStart w:id="24" w:name="what-the-residents-still-owe"/>
     <w:p>
       <w:pPr>
         <w:pStyle w:val="Heading3"/>
@@ -4682,8 +5438,8 @@
         <w:t xml:space="preserve">whole sample and then the levels of each stratifier, stacked.</w:t>
       </w:r>
     </w:p>
-    <w:bookmarkEnd w:id="22"/>
-    <w:bookmarkStart w:id="23" w:name="the-three-workload-slides"/>
+    <w:bookmarkEnd w:id="24"/>
+    <w:bookmarkStart w:id="25" w:name="the-three-workload-slides"/>
     <w:p>
       <w:pPr>
         <w:pStyle w:val="Heading3"/>
@@ -5242,8 +5998,8 @@
         <w:t xml:space="preserve">.</w:t>
       </w:r>
     </w:p>
-    <w:bookmarkEnd w:id="23"/>
-    <w:bookmarkStart w:id="24" w:name="hazard-ratios-then-length-of-stay-ratios"/>
+    <w:bookmarkEnd w:id="25"/>
+    <w:bookmarkStart w:id="26" w:name="hazard-ratios-then-length-of-stay-ratios"/>
     <w:p>
       <w:pPr>
         <w:pStyle w:val="Heading3"/>
@@ -5693,8 +6449,8 @@
         <w:t xml:space="preserve">closing sections.</w:t>
       </w:r>
     </w:p>
-    <w:bookmarkEnd w:id="24"/>
-    <w:bookmarkStart w:id="25" w:name="the-competing-risks-run"/>
+    <w:bookmarkEnd w:id="26"/>
+    <w:bookmarkStart w:id="27" w:name="the-competing-risks-run"/>
     <w:p>
       <w:pPr>
         <w:pStyle w:val="Heading3"/>
@@ -5720,13 +6476,13 @@
         <w:t xml:space="preserve">aj_coverage</w:t>
       </w:r>
       <w:r>
-        <w:t xml:space="preserve">: a whole-sample</w:t>
-      </w:r>
-      <w:r>
-        <w:t xml:space="preserve"> </w:t>
-      </w:r>
-      <w:r>
-        <w:t xml:space="preserve">slide, then a run of slides for one stratifier or for every one, and then a</w:t>
+        <w:t xml:space="preserve">: two whole-sample</w:t>
+      </w:r>
+      <w:r>
+        <w:t xml:space="preserve"> </w:t>
+      </w:r>
+      <w:r>
+        <w:t xml:space="preserve">slides, then a run of slides for one stratifier or for every one, and then a</w:t>
       </w:r>
       <w:r>
         <w:t xml:space="preserve"> </w:t>
@@ -5810,6 +6566,107 @@
       </w:r>
       <w:r>
         <w:t xml:space="preserve">versions of both figures are in the stratified slides.</w:t>
+      </w:r>
+    </w:p>
+    <w:p>
+      <w:pPr>
+        <w:pStyle w:val="BodyText"/>
+      </w:pPr>
+      <w:r>
+        <w:rPr>
+          <w:b/>
+          <w:bCs/>
+        </w:rPr>
+        <w:t xml:space="preserve">The second whole-sample slide turns the question on the animals in the</w:t>
+      </w:r>
+      <w:r>
+        <w:rPr>
+          <w:b/>
+          <w:bCs/>
+        </w:rPr>
+        <w:t xml:space="preserve"> </w:t>
+      </w:r>
+      <w:r>
+        <w:rPr>
+          <w:b/>
+          <w:bCs/>
+        </w:rPr>
+        <w:t xml:space="preserve">building.</w:t>
+      </w:r>
+      <w:r>
+        <w:t xml:space="preserve"> </w:t>
+      </w:r>
+      <w:r>
+        <w:t xml:space="preserve">Where the teaser is about stays from intake, this one is about</w:t>
+      </w:r>
+      <w:r>
+        <w:t xml:space="preserve"> </w:t>
+      </w:r>
+      <w:r>
+        <w:t xml:space="preserve">residents: how much longer an animal of a given tenure has to go, and which</w:t>
+      </w:r>
+      <w:r>
+        <w:t xml:space="preserve"> </w:t>
+      </w:r>
+      <w:r>
+        <w:t xml:space="preserve">way it is going to leave. Its figures are the two curves it is read off,</w:t>
+      </w:r>
+      <w:r>
+        <w:t xml:space="preserve"> </w:t>
+      </w:r>
+      <w:r>
+        <w:t xml:space="preserve">remaining stay and the conditional outcome mix, both against tenure. Its table</w:t>
+      </w:r>
+      <w:r>
+        <w:t xml:space="preserve"> </w:t>
+      </w:r>
+      <w:r>
+        <w:t xml:space="preserve">is a row per resident tenure, median, mean and P90, each with the remaining</w:t>
+      </w:r>
+      <w:r>
+        <w:t xml:space="preserve"> </w:t>
+      </w:r>
+      <w:r>
+        <w:t xml:space="preserve">stay and the outcome mix at that tenure. Every outcome column is conditional on</w:t>
+      </w:r>
+      <w:r>
+        <w:t xml:space="preserve"> </w:t>
+      </w:r>
+      <w:r>
+        <w:t xml:space="preserve">having reached the tenure, and</w:t>
+      </w:r>
+      <w:r>
+        <w:t xml:space="preserve"> </w:t>
+      </w:r>
+      <w:r>
+        <w:rPr>
+          <w:rStyle w:val="VerbatimChar"/>
+        </w:rPr>
+        <w:t xml:space="preserve">at cap</w:t>
+      </w:r>
+      <w:r>
+        <w:t xml:space="preserve"> </w:t>
+      </w:r>
+      <w:r>
+        <w:t xml:space="preserve">closes the row with the share still in</w:t>
+      </w:r>
+      <w:r>
+        <w:t xml:space="preserve"> </w:t>
+      </w:r>
+      <w:r>
+        <w:t xml:space="preserve">care when the analysis window ends. The mix comes from the bundle rather than</w:t>
+      </w:r>
+      <w:r>
+        <w:t xml:space="preserve"> </w:t>
+      </w:r>
+      <w:r>
+        <w:t xml:space="preserve">off the figure’s grid, so a number and the line a reader would draw at that</w:t>
+      </w:r>
+      <w:r>
+        <w:t xml:space="preserve"> </w:t>
+      </w:r>
+      <w:r>
+        <w:t xml:space="preserve">tenure name the same day.</w:t>
       </w:r>
     </w:p>
     <w:p>
@@ -6089,8 +6946,8 @@
         <w:t xml:space="preserve">promising a breakdown is only written when there are slides to follow it.</w:t>
       </w:r>
     </w:p>
-    <w:bookmarkEnd w:id="25"/>
-    <w:bookmarkStart w:id="26" w:name="closing-sections"/>
+    <w:bookmarkEnd w:id="27"/>
+    <w:bookmarkStart w:id="28" w:name="closing-sections"/>
     <w:p>
       <w:pPr>
         <w:pStyle w:val="Heading3"/>
@@ -6179,7 +7036,7 @@
         <w:t xml:space="preserve"> </w:t>
       </w:r>
       <w:r>
-        <w:t xml:space="preserve">on a healthy dataset, which is the point: on the twenty-eight test fixtures,</w:t>
+        <w:t xml:space="preserve">on a healthy dataset, which is the point: on the twenty-nine test fixtures,</w:t>
       </w:r>
       <w:r>
         <w:t xml:space="preserve"> </w:t>
@@ -6219,15 +7076,1617 @@
         <w:t xml:space="preserve">.</w:t>
       </w:r>
     </w:p>
-    <w:bookmarkEnd w:id="26"/>
-    <w:bookmarkStart w:id="27" w:name="speaker-notes"/>
+    <w:bookmarkEnd w:id="28"/>
+    <w:bookmarkStart w:id="29" w:name="educational"/>
     <w:p>
       <w:pPr>
         <w:pStyle w:val="Heading3"/>
       </w:pPr>
       <w:r>
+        <w:t xml:space="preserve">Educational</w:t>
+      </w:r>
+    </w:p>
+    <w:p>
+      <w:pPr>
+        <w:pStyle w:val="FirstParagraph"/>
+      </w:pPr>
+      <w:r>
+        <w:rPr>
+          <w:b/>
+          <w:bCs/>
+        </w:rPr>
+        <w:t xml:space="preserve">One section sits behind everything else</w:t>
+      </w:r>
+      <w:r>
+        <w:t xml:space="preserve">, including the robustness check,</w:t>
+      </w:r>
+      <w:r>
+        <w:t xml:space="preserve"> </w:t>
+      </w:r>
+      <w:r>
+        <w:t xml:space="preserve">and teaches a way of reading rather than reporting a result. Its divider says</w:t>
+      </w:r>
+      <w:r>
+        <w:t xml:space="preserve"> </w:t>
+      </w:r>
+      <w:r>
+        <w:rPr>
+          <w:rStyle w:val="VerbatimChar"/>
+        </w:rPr>
+        <w:t xml:space="preserve">Extra: educational</w:t>
+      </w:r>
+      <w:r>
+        <w:t xml:space="preserve">, the way the robustness divider says</w:t>
+      </w:r>
+      <w:r>
+        <w:t xml:space="preserve"> </w:t>
+      </w:r>
+      <w:r>
+        <w:rPr>
+          <w:rStyle w:val="VerbatimChar"/>
+        </w:rPr>
+        <w:t xml:space="preserve">Extra:</w:t>
+      </w:r>
+      <w:r>
+        <w:t xml:space="preserve">, because to</w:t>
+      </w:r>
+      <w:r>
+        <w:t xml:space="preserve"> </w:t>
+      </w:r>
+      <w:r>
+        <w:t xml:space="preserve">a presenter the two are the same kind of thing: reached when a question from</w:t>
+      </w:r>
+      <w:r>
+        <w:t xml:space="preserve"> </w:t>
+      </w:r>
+      <w:r>
+        <w:t xml:space="preserve">the floor asks for them, and not walked through otherwise.</w:t>
+      </w:r>
+    </w:p>
+    <w:p>
+      <w:pPr>
+        <w:pStyle w:val="BodyText"/>
+      </w:pPr>
+      <w:r>
+        <w:t xml:space="preserve">The section stays in the deck rather than moving into a variant. What is here</w:t>
+      </w:r>
+      <w:r>
+        <w:t xml:space="preserve"> </w:t>
+      </w:r>
+      <w:r>
+        <w:t xml:space="preserve">is what every deck should carry, and it is also the pool a variant borrows</w:t>
+      </w:r>
+      <w:r>
+        <w:t xml:space="preserve"> </w:t>
+      </w:r>
+      <w:r>
+        <w:t xml:space="preserve">from: an outline that wants the opening diagram inserts it by name.</w:t>
+      </w:r>
+    </w:p>
+    <w:p>
+      <w:pPr>
+        <w:pStyle w:val="BodyText"/>
+      </w:pPr>
+      <w:r>
+        <w:rPr>
+          <w:b/>
+          <w:bCs/>
+        </w:rPr>
+        <w:t xml:space="preserve">An educational slide carries no findings and no recommendations.</w:t>
+      </w:r>
+      <w:r>
+        <w:t xml:space="preserve"> </w:t>
+      </w:r>
+      <w:r>
+        <w:t xml:space="preserve">The</w:t>
+      </w:r>
+      <w:r>
+        <w:t xml:space="preserve"> </w:t>
+      </w:r>
+      <w:r>
+        <w:t xml:space="preserve">section drops both from every slide it builds rather than asking each rule to</w:t>
+      </w:r>
+      <w:r>
+        <w:t xml:space="preserve"> </w:t>
+      </w:r>
+      <w:r>
+        <w:t xml:space="preserve">remember, so a rule added later cannot leak a sentence about method into a</w:t>
+      </w:r>
+      <w:r>
+        <w:t xml:space="preserve"> </w:t>
+      </w:r>
+      <w:r>
+        <w:t xml:space="preserve">summary of sentences about the shelter.</w:t>
+      </w:r>
+    </w:p>
+    <w:p>
+      <w:pPr>
+        <w:pStyle w:val="BodyText"/>
+      </w:pPr>
+      <w:r>
+        <w:t xml:space="preserve">Three slides today, in this order.</w:t>
+      </w:r>
+    </w:p>
+    <w:p>
+      <w:pPr>
+        <w:pStyle w:val="BodyText"/>
+      </w:pPr>
+      <w:r>
+        <w:rPr>
+          <w:b/>
+          <w:bCs/>
+        </w:rPr>
+        <w:t xml:space="preserve">Looking at Length of Stay (LOS)</w:t>
+      </w:r>
+      <w:r>
+        <w:t xml:space="preserve"> </w:t>
+      </w:r>
+      <w:r>
+        <w:t xml:space="preserve">is an alternate opening. It asks how a</w:t>
+      </w:r>
+      <w:r>
+        <w:t xml:space="preserve"> </w:t>
+      </w:r>
+      <w:r>
+        <w:t xml:space="preserve">period’s length of stay is computed at all, and carries the title slide’s own</w:t>
+      </w:r>
+      <w:r>
+        <w:t xml:space="preserve"> </w:t>
+      </w:r>
+      <w:r>
+        <w:t xml:space="preserve">truncation diagram, because the answer is that a period sees whole stays and</w:t>
+      </w:r>
+      <w:r>
+        <w:t xml:space="preserve"> </w:t>
+      </w:r>
+      <w:r>
+        <w:t xml:space="preserve">also parts of stays that began before it or end after it. It cites the method</w:t>
+      </w:r>
+      <w:r>
+        <w:t xml:space="preserve"> </w:t>
+      </w:r>
+      <w:r>
+        <w:t xml:space="preserve">paper and the software release, and it is left deliberately unfilled: a figure</w:t>
+      </w:r>
+      <w:r>
+        <w:t xml:space="preserve"> </w:t>
+      </w:r>
+      <w:r>
+        <w:t xml:space="preserve">drawn from the data can take the space later. Always built.</w:t>
+      </w:r>
+    </w:p>
+    <w:p>
+      <w:pPr>
+        <w:pStyle w:val="BodyText"/>
+      </w:pPr>
+      <w:r>
+        <w:rPr>
+          <w:b/>
+          <w:bCs/>
+        </w:rPr>
+        <w:t xml:space="preserve">Working with Metrics: Just numbers, no plots</w:t>
+      </w:r>
+      <w:r>
+        <w:t xml:space="preserve"> </w:t>
+      </w:r>
+      <w:r>
+        <w:t xml:space="preserve">carries the two whole-sample</w:t>
+      </w:r>
+      <w:r>
+        <w:t xml:space="preserve"> </w:t>
+      </w:r>
+      <w:r>
+        <w:t xml:space="preserve">tables and nothing drawn, on the</w:t>
+      </w:r>
+      <w:r>
+        <w:t xml:space="preserve"> </w:t>
+      </w:r>
+      <w:r>
+        <w:rPr>
+          <w:rStyle w:val="VerbatimChar"/>
+        </w:rPr>
+        <w:t xml:space="preserve">COLUMN</w:t>
+      </w:r>
+      <w:r>
+        <w:t xml:space="preserve"> </w:t>
+      </w:r>
+      <w:r>
+        <w:t xml:space="preserve">layout. Above them is the identity an</w:t>
+      </w:r>
+      <w:r>
+        <w:t xml:space="preserve"> </w:t>
+      </w:r>
+      <w:r>
+        <w:t xml:space="preserve">audience can check by hand, mean stay times daily arrivals against the census,</w:t>
+      </w:r>
+      <w:r>
+        <w:t xml:space="preserve"> </w:t>
+      </w:r>
+      <w:r>
+        <w:t xml:space="preserve">which is why that table carries the arrival rate and the census as well as the</w:t>
+      </w:r>
+      <w:r>
+        <w:t xml:space="preserve"> </w:t>
+      </w:r>
+      <w:r>
+        <w:t xml:space="preserve">stay. Below them is where to go next. Built wherever both tables exist.</w:t>
+      </w:r>
+    </w:p>
+    <w:p>
+      <w:pPr>
+        <w:pStyle w:val="BodyText"/>
+      </w:pPr>
+      <w:r>
+        <w:rPr>
+          <w:b/>
+          <w:bCs/>
+        </w:rPr>
+        <w:t xml:space="preserve">Working with Probabilities in Time Intervals</w:t>
+      </w:r>
+      <w:r>
+        <w:t xml:space="preserve"> </w:t>
+      </w:r>
+      <w:r>
+        <w:t xml:space="preserve">puts the two interval stacks</w:t>
+      </w:r>
+      <w:r>
+        <w:t xml:space="preserve"> </w:t>
+      </w:r>
+      <w:r>
+        <w:t xml:space="preserve">side by side, and carries no table: the numbers are read on the slide before</w:t>
+      </w:r>
+      <w:r>
+        <w:t xml:space="preserve"> </w:t>
+      </w:r>
+      <w:r>
+        <w:t xml:space="preserve">it and the picture on this one, so neither page asks for both at once. Its</w:t>
+      </w:r>
+      <w:r>
+        <w:t xml:space="preserve"> </w:t>
+      </w:r>
+      <w:r>
+        <w:t xml:space="preserve">figures need</w:t>
+      </w:r>
+      <w:r>
+        <w:t xml:space="preserve"> </w:t>
+      </w:r>
+      <w:r>
+        <w:rPr>
+          <w:rStyle w:val="VerbatimChar"/>
+        </w:rPr>
+        <w:t xml:space="preserve">probability_mass_width</w:t>
+      </w:r>
+      <w:r>
+        <w:t xml:space="preserve"> </w:t>
+      </w:r>
+      <w:r>
+        <w:t xml:space="preserve">set in the analysis settings; without it</w:t>
+      </w:r>
+      <w:r>
+        <w:t xml:space="preserve"> </w:t>
+      </w:r>
+      <w:r>
+        <w:t xml:space="preserve">the slide is absent and the metrics slide closes the section.</w:t>
+      </w:r>
+    </w:p>
+    <w:p>
+      <w:pPr>
+        <w:pStyle w:val="BodyText"/>
+      </w:pPr>
+      <w:r>
+        <w:t xml:space="preserve">A bullet may sit one level in, which is what the opener’s sub-lists use. Deeper</w:t>
+      </w:r>
+      <w:r>
+        <w:t xml:space="preserve"> </w:t>
+      </w:r>
+      <w:r>
+        <w:t xml:space="preserve">than one level is a document rather than a slide.</w:t>
+      </w:r>
+    </w:p>
+    <w:bookmarkEnd w:id="29"/>
+    <w:bookmarkStart w:id="30" w:name="variant-decks"/>
+    <w:p>
+      <w:pPr>
+        <w:pStyle w:val="Heading3"/>
+      </w:pPr>
+      <w:r>
+        <w:t xml:space="preserve">Variant decks</w:t>
+      </w:r>
+    </w:p>
+    <w:p>
+      <w:pPr>
+        <w:pStyle w:val="FirstParagraph"/>
+      </w:pPr>
+      <w:r>
+        <w:t xml:space="preserve">A variant is a second deck, written as an outline: plain text slides typed by</w:t>
+      </w:r>
+      <w:r>
+        <w:t xml:space="preserve"> </w:t>
+      </w:r>
+      <w:r>
+        <w:t xml:space="preserve">hand, plus slides the deck already builds, borrowed as they are. It is what a</w:t>
+      </w:r>
+      <w:r>
+        <w:t xml:space="preserve"> </w:t>
+      </w:r>
+      <w:r>
+        <w:t xml:space="preserve">room asks for that the deck does not, a teaching section or a short version,</w:t>
+      </w:r>
+      <w:r>
+        <w:t xml:space="preserve"> </w:t>
+      </w:r>
+      <w:r>
+        <w:t xml:space="preserve">and it is the first piece of the deck plan below in its simplest form, a plan</w:t>
+      </w:r>
+      <w:r>
+        <w:t xml:space="preserve"> </w:t>
+      </w:r>
+      <w:r>
+        <w:t xml:space="preserve">written out rather than solved against a budget.</w:t>
+      </w:r>
+    </w:p>
+    <w:p>
+      <w:pPr>
+        <w:pStyle w:val="SourceCode"/>
+      </w:pPr>
+      <w:r>
+        <w:rPr>
+          <w:rStyle w:val="ExtensionTok"/>
+        </w:rPr>
+        <w:t xml:space="preserve">python3</w:t>
+      </w:r>
+      <w:r>
+        <w:rPr>
+          <w:rStyle w:val="NormalTok"/>
+        </w:rPr>
+        <w:t xml:space="preserve"> </w:t>
+      </w:r>
+      <w:r>
+        <w:rPr>
+          <w:rStyle w:val="AttributeTok"/>
+        </w:rPr>
+        <w:t xml:space="preserve">-m</w:t>
+      </w:r>
+      <w:r>
+        <w:rPr>
+          <w:rStyle w:val="NormalTok"/>
+        </w:rPr>
+        <w:t xml:space="preserve"> mlos_review.variant data/educational.md</w:t>
+      </w:r>
+      <w:r>
+        <w:br/>
+      </w:r>
+      <w:r>
+        <w:rPr>
+          <w:rStyle w:val="ExtensionTok"/>
+        </w:rPr>
+        <w:t xml:space="preserve">python3</w:t>
+      </w:r>
+      <w:r>
+        <w:rPr>
+          <w:rStyle w:val="NormalTok"/>
+        </w:rPr>
+        <w:t xml:space="preserve"> </w:t>
+      </w:r>
+      <w:r>
+        <w:rPr>
+          <w:rStyle w:val="AttributeTok"/>
+        </w:rPr>
+        <w:t xml:space="preserve">-m</w:t>
+      </w:r>
+      <w:r>
+        <w:rPr>
+          <w:rStyle w:val="NormalTok"/>
+        </w:rPr>
+        <w:t xml:space="preserve"> mlos_review.variant </w:t>
+      </w:r>
+      <w:r>
+        <w:rPr>
+          <w:rStyle w:val="AttributeTok"/>
+        </w:rPr>
+        <w:t xml:space="preserve">--list</w:t>
+      </w:r>
+      <w:r>
+        <w:rPr>
+          <w:rStyle w:val="NormalTok"/>
+        </w:rPr>
+        <w:t xml:space="preserve"> results</w:t>
+      </w:r>
+    </w:p>
+    <w:p>
+      <w:pPr>
+        <w:pStyle w:val="FirstParagraph"/>
+      </w:pPr>
+      <w:r>
+        <w:t xml:space="preserve">The first writes</w:t>
+      </w:r>
+      <w:r>
+        <w:t xml:space="preserve"> </w:t>
+      </w:r>
+      <w:r>
+        <w:rPr>
+          <w:rStyle w:val="VerbatimChar"/>
+        </w:rPr>
+        <w:t xml:space="preserve">reports/educational.pptx</w:t>
+      </w:r>
+      <w:r>
+        <w:t xml:space="preserve"> </w:t>
+      </w:r>
+      <w:r>
+        <w:t xml:space="preserve">and its figures, named after the</w:t>
+      </w:r>
+      <w:r>
+        <w:t xml:space="preserve"> </w:t>
+      </w:r>
+      <w:r>
+        <w:t xml:space="preserve">outline so two variants cannot collide and neither displaces the deck. The</w:t>
+      </w:r>
+      <w:r>
+        <w:t xml:space="preserve"> </w:t>
+      </w:r>
+      <w:r>
+        <w:t xml:space="preserve">second prints every title an outline may borrow.</w:t>
+      </w:r>
+      <w:r>
+        <w:t xml:space="preserve"> </w:t>
+      </w:r>
+      <w:r>
+        <w:rPr>
+          <w:rStyle w:val="VerbatimChar"/>
+        </w:rPr>
+        <w:t xml:space="preserve">--settings=</w:t>
+      </w:r>
+      <w:r>
+        <w:t xml:space="preserve"> </w:t>
+      </w:r>
+      <w:r>
+        <w:t xml:space="preserve">and</w:t>
+      </w:r>
+      <w:r>
+        <w:t xml:space="preserve"> </w:t>
+      </w:r>
+      <w:r>
+        <w:rPr>
+          <w:rStyle w:val="VerbatimChar"/>
+        </w:rPr>
+        <w:t xml:space="preserve">--template=</w:t>
+      </w:r>
+      <w:r>
+        <w:t xml:space="preserve"> </w:t>
+      </w:r>
+      <w:r>
+        <w:t xml:space="preserve">mean what they mean for the deck. No workbook is written:</w:t>
+      </w:r>
+      <w:r>
+        <w:t xml:space="preserve"> </w:t>
+      </w:r>
+      <w:r>
+        <w:rPr>
+          <w:rStyle w:val="VerbatimChar"/>
+        </w:rPr>
+        <w:t xml:space="preserve">workbook.sheets</w:t>
+      </w:r>
+      <w:r>
+        <w:t xml:space="preserve"> </w:t>
+      </w:r>
+      <w:r>
+        <w:t xml:space="preserve">reads the bundle rather than the slides, so a variant’s would be the deck’s</w:t>
+      </w:r>
+      <w:r>
+        <w:t xml:space="preserve"> </w:t>
+      </w:r>
+      <w:r>
+        <w:t xml:space="preserve">under another name.</w:t>
+      </w:r>
+    </w:p>
+    <w:p>
+      <w:pPr>
+        <w:pStyle w:val="BodyText"/>
+      </w:pPr>
+      <w:r>
+        <w:t xml:space="preserve">Two outlines ship with the repository.</w:t>
+      </w:r>
+      <w:r>
+        <w:t xml:space="preserve"> </w:t>
+      </w:r>
+      <w:r>
+        <w:rPr>
+          <w:rStyle w:val="VerbatimChar"/>
+        </w:rPr>
+        <w:t xml:space="preserve">data/educational.md</w:t>
+      </w:r>
+      <w:r>
+        <w:t xml:space="preserve"> </w:t>
+      </w:r>
+      <w:r>
+        <w:t xml:space="preserve">is written to be</w:t>
+      </w:r>
+      <w:r>
+        <w:t xml:space="preserve"> </w:t>
+      </w:r>
+      <w:r>
+        <w:t xml:space="preserve">presented: a path from what shelters already do towards what mLOS adds.</w:t>
+      </w:r>
+      <w:r>
+        <w:t xml:space="preserve"> </w:t>
+      </w:r>
+      <w:r>
+        <w:rPr>
+          <w:rStyle w:val="VerbatimChar"/>
+        </w:rPr>
+        <w:t xml:space="preserve">data/extended_variant_features.md</w:t>
+      </w:r>
+      <w:r>
+        <w:t xml:space="preserve"> </w:t>
+      </w:r>
+      <w:r>
+        <w:t xml:space="preserve">is written to be read beside this section,</w:t>
+      </w:r>
+      <w:r>
+        <w:t xml:space="preserve"> </w:t>
+      </w:r>
+      <w:r>
+        <w:t xml:space="preserve">and exercises every part of the format on the slides that use it, including the</w:t>
+      </w:r>
+      <w:r>
+        <w:t xml:space="preserve"> </w:t>
+      </w:r>
+      <w:r>
+        <w:t xml:space="preserve">ones a presentation would not want: a stub, a borrowed run of continuation</w:t>
+      </w:r>
+      <w:r>
+        <w:t xml:space="preserve"> </w:t>
+      </w:r>
+      <w:r>
+        <w:t xml:space="preserve">pages, and a page long enough to break in two.</w:t>
+      </w:r>
+    </w:p>
+    <w:p>
+      <w:pPr>
+        <w:pStyle w:val="BodyText"/>
+      </w:pPr>
+      <w:r>
+        <w:t xml:space="preserve">The outline is markdown a reader can preview:</w:t>
+      </w:r>
+    </w:p>
+    <w:p>
+      <w:pPr>
+        <w:pStyle w:val="SourceCode"/>
+      </w:pPr>
+      <w:r>
+        <w:rPr>
+          <w:rStyle w:val="FunctionTok"/>
+        </w:rPr>
+        <w:t xml:space="preserve"># Educational {divider}</w:t>
+      </w:r>
+      <w:r>
+        <w:br/>
+      </w:r>
+      <w:r>
+        <w:br/>
+      </w:r>
+      <w:r>
+        <w:rPr>
+          <w:rStyle w:val="NormalTok"/>
+        </w:rPr>
+        <w:t xml:space="preserve">Not part of the presentation.</w:t>
+      </w:r>
+      <w:r>
+        <w:br/>
+      </w:r>
+      <w:r>
+        <w:br/>
+      </w:r>
+      <w:r>
+        <w:rPr>
+          <w:rStyle w:val="SpecialStringTok"/>
+        </w:rPr>
+        <w:t xml:space="preserve">- </w:t>
+      </w:r>
+      <w:r>
+        <w:rPr>
+          <w:rStyle w:val="NormalTok"/>
+        </w:rPr>
+        <w:t xml:space="preserve">How to read what the analysis draws</w:t>
+      </w:r>
+      <w:r>
+        <w:br/>
+      </w:r>
+      <w:r>
+        <w:br/>
+      </w:r>
+      <w:r>
+        <w:rPr>
+          <w:rStyle w:val="AttributeTok"/>
+        </w:rPr>
+        <w:t xml:space="preserve">&gt; A paragraph of speaker notes.</w:t>
+      </w:r>
+      <w:r>
+        <w:br/>
+      </w:r>
+      <w:r>
+        <w:br/>
+      </w:r>
+      <w:r>
+        <w:rPr>
+          <w:rStyle w:val="NormalTok"/>
+        </w:rPr>
+        <w:t xml:space="preserve">@insert Looking at Length of Stay (LOS)</w:t>
+      </w:r>
+      <w:r>
+        <w:br/>
+      </w:r>
+      <w:r>
+        <w:br/>
+      </w:r>
+      <w:r>
+        <w:rPr>
+          <w:rStyle w:val="FunctionTok"/>
+        </w:rPr>
+        <w:t xml:space="preserve"># What a survival curve is reading</w:t>
+      </w:r>
+      <w:r>
+        <w:br/>
+      </w:r>
+      <w:r>
+        <w:rPr>
+          <w:rStyle w:val="FunctionTok"/>
+        </w:rPr>
+        <w:t xml:space="preserve">## The height is a share, not a count</w:t>
+      </w:r>
+      <w:r>
+        <w:br/>
+      </w:r>
+      <w:r>
+        <w:br/>
+      </w:r>
+      <w:r>
+        <w:rPr>
+          <w:rStyle w:val="SpecialStringTok"/>
+        </w:rPr>
+        <w:t xml:space="preserve">- </w:t>
+      </w:r>
+      <w:r>
+        <w:rPr>
+          <w:rStyle w:val="NormalTok"/>
+        </w:rPr>
+        <w:t xml:space="preserve">Every step down is a day on which somebody left</w:t>
+      </w:r>
+      <w:r>
+        <w:br/>
+      </w:r>
+      <w:r>
+        <w:rPr>
+          <w:rStyle w:val="SpecialStringTok"/>
+        </w:rPr>
+        <w:t xml:space="preserve">  - </w:t>
+      </w:r>
+      <w:r>
+        <w:rPr>
+          <w:rStyle w:val="NormalTok"/>
+        </w:rPr>
+        <w:t xml:space="preserve">How far it steps is what share of those still here left that day</w:t>
+      </w:r>
+      <w:r>
+        <w:br/>
+      </w:r>
+      <w:r>
+        <w:br/>
+      </w:r>
+      <w:r>
+        <w:rPr>
+          <w:rStyle w:val="NormalTok"/>
+        </w:rPr>
+        <w:t xml:space="preserve">Which is what the next slide is about.</w:t>
+      </w:r>
+      <w:r>
+        <w:br/>
+      </w:r>
+      <w:r>
+        <w:br/>
+      </w:r>
+      <w:r>
+        <w:rPr>
+          <w:rStyle w:val="NormalTok"/>
+        </w:rPr>
+        <w:t xml:space="preserve">@stub Left truncation, worked   </w:t>
+      </w:r>
+      <w:r>
+        <w:rPr>
+          <w:rStyle w:val="CommentTok"/>
+        </w:rPr>
+        <w:t xml:space="preserve">&lt;!-- somebody has to draw this --&gt;</w:t>
+      </w:r>
+      <w:r>
+        <w:br/>
+      </w:r>
+      <w:r>
+        <w:br/>
+      </w:r>
+      <w:r>
+        <w:rPr>
+          <w:rStyle w:val="SpecialStringTok"/>
+        </w:rPr>
+        <w:t xml:space="preserve">- </w:t>
+      </w:r>
+      <w:r>
+        <w:rPr>
+          <w:rStyle w:val="NormalTok"/>
+        </w:rPr>
+        <w:t xml:space="preserve">One animal, admitted before the period opened</w:t>
+      </w:r>
+      <w:r>
+        <w:br/>
+      </w:r>
+      <w:r>
+        <w:rPr>
+          <w:rStyle w:val="SpecialStringTok"/>
+        </w:rPr>
+        <w:t xml:space="preserve">- </w:t>
+      </w:r>
+      <w:r>
+        <w:rPr>
+          <w:rStyle w:val="NormalTok"/>
+        </w:rPr>
+        <w:t xml:space="preserve">What the period knows about it, and what it does not</w:t>
+      </w:r>
+      <w:r>
+        <w:br/>
+      </w:r>
+      <w:r>
+        <w:br/>
+      </w:r>
+      <w:r>
+        <w:rPr>
+          <w:rStyle w:val="CommentTok"/>
+        </w:rPr>
+        <w:t xml:space="preserve">&lt;!--</w:t>
+      </w:r>
+      <w:r>
+        <w:br/>
+      </w:r>
+      <w:r>
+        <w:rPr>
+          <w:rStyle w:val="CommentTok"/>
+        </w:rPr>
+        <w:t xml:space="preserve"># Switched off while a shorter version is tried</w:t>
+      </w:r>
+      <w:r>
+        <w:br/>
+      </w:r>
+      <w:r>
+        <w:rPr>
+          <w:rStyle w:val="CommentTok"/>
+        </w:rPr>
+        <w:t xml:space="preserve">- this slide and its bullets are not built</w:t>
+      </w:r>
+      <w:r>
+        <w:br/>
+      </w:r>
+      <w:r>
+        <w:rPr>
+          <w:rStyle w:val="CommentTok"/>
+        </w:rPr>
+        <w:t xml:space="preserve">--&gt;</w:t>
+      </w:r>
+    </w:p>
+    <w:p>
+      <w:pPr>
+        <w:pStyle w:val="FirstParagraph"/>
+      </w:pPr>
+      <w:r>
+        <w:rPr>
+          <w:rStyle w:val="VerbatimChar"/>
+        </w:rPr>
+        <w:t xml:space="preserve">#</w:t>
+      </w:r>
+      <w:r>
+        <w:t xml:space="preserve"> </w:t>
+      </w:r>
+      <w:r>
+        <w:t xml:space="preserve">opens a slide.</w:t>
+      </w:r>
+      <w:r>
+        <w:t xml:space="preserve"> </w:t>
+      </w:r>
+      <w:r>
+        <w:rPr>
+          <w:rStyle w:val="VerbatimChar"/>
+        </w:rPr>
+        <w:t xml:space="preserve">{divider}</w:t>
+      </w:r>
+      <w:r>
+        <w:t xml:space="preserve"> </w:t>
+      </w:r>
+      <w:r>
+        <w:t xml:space="preserve">is the only property today, and an unrecognized</w:t>
+      </w:r>
+      <w:r>
+        <w:t xml:space="preserve"> </w:t>
+      </w:r>
+      <w:r>
+        <w:t xml:space="preserve">one is refused by name for the settings file’s reason. Bullets take two levels:</w:t>
+      </w:r>
+      <w:r>
+        <w:t xml:space="preserve"> </w:t>
+      </w:r>
+      <w:r>
+        <w:t xml:space="preserve">no indent, and any indent up to one tab.</w:t>
+      </w:r>
+    </w:p>
+    <w:p>
+      <w:pPr>
+        <w:pStyle w:val="BodyText"/>
+      </w:pPr>
+      <w:r>
+        <w:rPr>
+          <w:b/>
+          <w:bCs/>
+        </w:rPr>
+        <w:t xml:space="preserve">A paragraph is a standing line, and which side of the bullets it sits on says</w:t>
+      </w:r>
+      <w:r>
+        <w:rPr>
+          <w:b/>
+          <w:bCs/>
+        </w:rPr>
+        <w:t xml:space="preserve"> </w:t>
+      </w:r>
+      <w:r>
+        <w:rPr>
+          <w:b/>
+          <w:bCs/>
+        </w:rPr>
+        <w:t xml:space="preserve">which one.</w:t>
+      </w:r>
+      <w:r>
+        <w:t xml:space="preserve"> </w:t>
+      </w:r>
+      <w:r>
+        <w:t xml:space="preserve">Above them it is the slide’s lead, the qualification everything</w:t>
+      </w:r>
+      <w:r>
+        <w:t xml:space="preserve"> </w:t>
+      </w:r>
+      <w:r>
+        <w:t xml:space="preserve">below is read under, and</w:t>
+      </w:r>
+      <w:r>
+        <w:t xml:space="preserve"> </w:t>
+      </w:r>
+      <w:r>
+        <w:rPr>
+          <w:rStyle w:val="VerbatimChar"/>
+        </w:rPr>
+        <w:t xml:space="preserve">##</w:t>
+      </w:r>
+      <w:r>
+        <w:t xml:space="preserve"> </w:t>
+      </w:r>
+      <w:r>
+        <w:t xml:space="preserve">sets the same thing. Below them it is the line</w:t>
+      </w:r>
+      <w:r>
+        <w:t xml:space="preserve"> </w:t>
+      </w:r>
+      <w:r>
+        <w:t xml:space="preserve">the slide closes on: what it concludes, or what it hands to the slide after it.</w:t>
+      </w:r>
+      <w:r>
+        <w:t xml:space="preserve"> </w:t>
+      </w:r>
+      <w:r>
+        <w:t xml:space="preserve">Both are set at bullet size in italic, so neither reads as an item of the list,</w:t>
+      </w:r>
+      <w:r>
+        <w:t xml:space="preserve"> </w:t>
+      </w:r>
+      <w:r>
+        <w:t xml:space="preserve">and both are placed by</w:t>
+      </w:r>
+      <w:r>
+        <w:t xml:space="preserve"> </w:t>
+      </w:r>
+      <w:r>
+        <w:rPr>
+          <w:rStyle w:val="VerbatimChar"/>
+        </w:rPr>
+        <w:t xml:space="preserve">render</w:t>
+      </w:r>
+      <w:r>
+        <w:t xml:space="preserve"> </w:t>
+      </w:r>
+      <w:r>
+        <w:t xml:space="preserve">rather than by a layout, so they cost the same</w:t>
+      </w:r>
+      <w:r>
+        <w:t xml:space="preserve"> </w:t>
+      </w:r>
+      <w:r>
+        <w:t xml:space="preserve">on every kind of slide. The closing line sits above a footnote where a slide</w:t>
+      </w:r>
+      <w:r>
+        <w:t xml:space="preserve"> </w:t>
+      </w:r>
+      <w:r>
+        <w:t xml:space="preserve">has one, provenance not being a conclusion. Two paragraphs on the same side of</w:t>
+      </w:r>
+      <w:r>
+        <w:t xml:space="preserve"> </w:t>
+      </w:r>
+      <w:r>
+        <w:t xml:space="preserve">the bullets is refused, naming both lines: each is one string the renderer</w:t>
+      </w:r>
+      <w:r>
+        <w:t xml:space="preserve"> </w:t>
+      </w:r>
+      <w:r>
+        <w:t xml:space="preserve">sizes, and running two together makes a slide that overflows rather than one</w:t>
+      </w:r>
+      <w:r>
+        <w:t xml:space="preserve"> </w:t>
+      </w:r>
+      <w:r>
+        <w:t xml:space="preserve">that says more.</w:t>
+      </w:r>
+    </w:p>
+    <w:p>
+      <w:pPr>
+        <w:pStyle w:val="BodyText"/>
+      </w:pPr>
+      <w:r>
+        <w:rPr>
+          <w:rStyle w:val="VerbatimChar"/>
+        </w:rPr>
+        <w:t xml:space="preserve">@insert</w:t>
+      </w:r>
+      <w:r>
+        <w:t xml:space="preserve"> </w:t>
+      </w:r>
+      <w:r>
+        <w:t xml:space="preserve">borrows a slide by its exact title and brings its continuation pages</w:t>
+      </w:r>
+      <w:r>
+        <w:t xml:space="preserve"> </w:t>
+      </w:r>
+      <w:r>
+        <w:t xml:space="preserve">with it, which is why the Findings section is named through its head and not</w:t>
+      </w:r>
+      <w:r>
+        <w:t xml:space="preserve"> </w:t>
+      </w:r>
+      <w:r>
+        <w:t xml:space="preserve">page by page.</w:t>
+      </w:r>
+    </w:p>
+    <w:p>
+      <w:pPr>
+        <w:pStyle w:val="BodyText"/>
+      </w:pPr>
+      <w:r>
+        <w:rPr>
+          <w:b/>
+          <w:bCs/>
+        </w:rPr>
+        <w:t xml:space="preserve">An outline may annotate a slide it borrows, not alter it.</w:t>
+      </w:r>
+      <w:r>
+        <w:t xml:space="preserve"> </w:t>
+      </w:r>
+      <w:r>
         <w:t xml:space="preserve">Speaker notes</w:t>
       </w:r>
+      <w:r>
+        <w:t xml:space="preserve"> </w:t>
+      </w:r>
+      <w:r>
+        <w:t xml:space="preserve">written under an</w:t>
+      </w:r>
+      <w:r>
+        <w:t xml:space="preserve"> </w:t>
+      </w:r>
+      <w:r>
+        <w:rPr>
+          <w:rStyle w:val="VerbatimChar"/>
+        </w:rPr>
+        <w:t xml:space="preserve">@insert</w:t>
+      </w:r>
+      <w:r>
+        <w:t xml:space="preserve"> </w:t>
+      </w:r>
+      <w:r>
+        <w:t xml:space="preserve">go in front of the slide’s own, each marked with a</w:t>
+      </w:r>
+      <w:r>
+        <w:t xml:space="preserve"> </w:t>
+      </w:r>
+      <w:r>
+        <w:rPr>
+          <w:rStyle w:val="VerbatimChar"/>
+        </w:rPr>
+        <w:t xml:space="preserve">*</w:t>
+      </w:r>
+      <w:r>
+        <w:t xml:space="preserve"> </w:t>
+      </w:r>
+      <w:r>
+        <w:t xml:space="preserve">so a presenter reading from a lectern can see which paragraphs came from</w:t>
+      </w:r>
+      <w:r>
+        <w:t xml:space="preserve"> </w:t>
+      </w:r>
+      <w:r>
+        <w:t xml:space="preserve">the outline and which the deck wrote. On a borrowed run they head the first</w:t>
+      </w:r>
+      <w:r>
+        <w:t xml:space="preserve"> </w:t>
+      </w:r>
+      <w:r>
+        <w:t xml:space="preserve">page only: a remark about why the section is here is read on arrival, not</w:t>
+      </w:r>
+      <w:r>
+        <w:t xml:space="preserve"> </w:t>
+      </w:r>
+      <w:r>
+        <w:t xml:space="preserve">again on every continuation page. Anything else under an</w:t>
+      </w:r>
+      <w:r>
+        <w:t xml:space="preserve"> </w:t>
+      </w:r>
+      <w:r>
+        <w:rPr>
+          <w:rStyle w:val="VerbatimChar"/>
+        </w:rPr>
+        <w:t xml:space="preserve">@insert</w:t>
+      </w:r>
+      <w:r>
+        <w:t xml:space="preserve">, a bullet</w:t>
+      </w:r>
+      <w:r>
+        <w:t xml:space="preserve"> </w:t>
+      </w:r>
+      <w:r>
+        <w:t xml:space="preserve">or a subheading, is refused rather than lost, because it would have to displace</w:t>
+      </w:r>
+      <w:r>
+        <w:t xml:space="preserve"> </w:t>
+      </w:r>
+      <w:r>
+        <w:t xml:space="preserve">something the deck put on the page. That line is what keeps an outline a plan</w:t>
+      </w:r>
+      <w:r>
+        <w:t xml:space="preserve"> </w:t>
+      </w:r>
+      <w:r>
+        <w:t xml:space="preserve">rather than a program.</w:t>
+      </w:r>
+    </w:p>
+    <w:p>
+      <w:pPr>
+        <w:pStyle w:val="BodyText"/>
+      </w:pPr>
+      <w:r>
+        <w:rPr>
+          <w:rStyle w:val="VerbatimChar"/>
+        </w:rPr>
+        <w:t xml:space="preserve">@stub</w:t>
+      </w:r>
+      <w:r>
+        <w:t xml:space="preserve"> </w:t>
+      </w:r>
+      <w:r>
+        <w:t xml:space="preserve">holds a gap open for a slide nobody has written, and takes the same</w:t>
+      </w:r>
+      <w:r>
+        <w:t xml:space="preserve"> </w:t>
+      </w:r>
+      <w:r>
+        <w:t xml:space="preserve">body a</w:t>
+      </w:r>
+      <w:r>
+        <w:t xml:space="preserve"> </w:t>
+      </w:r>
+      <w:r>
+        <w:rPr>
+          <w:rStyle w:val="VerbatimChar"/>
+        </w:rPr>
+        <w:t xml:space="preserve">#</w:t>
+      </w:r>
+      <w:r>
+        <w:t xml:space="preserve"> </w:t>
+      </w:r>
+      <w:r>
+        <w:t xml:space="preserve">slide takes, which is where the note saying what the missing slide</w:t>
+      </w:r>
+      <w:r>
+        <w:t xml:space="preserve"> </w:t>
+      </w:r>
+      <w:r>
+        <w:t xml:space="preserve">is about belongs. Its own title is set at the divider’s size and wants to stay</w:t>
+      </w:r>
+      <w:r>
+        <w:t xml:space="preserve"> </w:t>
+      </w:r>
+      <w:r>
+        <w:t xml:space="preserve">short. Every stub left in a deck is warned about at build time, and so is any</w:t>
+      </w:r>
+      <w:r>
+        <w:t xml:space="preserve"> </w:t>
+      </w:r>
+      <w:r>
+        <w:t xml:space="preserve">title long enough to wrap: a title box grows down over the body rather than</w:t>
+      </w:r>
+      <w:r>
+        <w:t xml:space="preserve"> </w:t>
+      </w:r>
+      <w:r>
+        <w:t xml:space="preserve">shrinking its type, and the writer is the only one who can shorten the words.</w:t>
+      </w:r>
+    </w:p>
+    <w:p>
+      <w:pPr>
+        <w:pStyle w:val="BodyText"/>
+      </w:pPr>
+      <w:r>
+        <w:rPr>
+          <w:b/>
+          <w:bCs/>
+        </w:rPr>
+        <w:t xml:space="preserve">Borrowed slides are built again, not copied out of the deck file.</w:t>
+      </w:r>
+      <w:r>
+        <w:t xml:space="preserve"> </w:t>
+      </w:r>
+      <w:r>
+        <w:t xml:space="preserve">A slide</w:t>
+      </w:r>
+      <w:r>
+        <w:t xml:space="preserve"> </w:t>
+      </w:r>
+      <w:r>
+        <w:t xml:space="preserve">in a</w:t>
+      </w:r>
+      <w:r>
+        <w:t xml:space="preserve"> </w:t>
+      </w:r>
+      <w:r>
+        <w:rPr>
+          <w:rStyle w:val="VerbatimChar"/>
+        </w:rPr>
+        <w:t xml:space="preserve">.pptx</w:t>
+      </w:r>
+      <w:r>
+        <w:t xml:space="preserve"> </w:t>
+      </w:r>
+      <w:r>
+        <w:t xml:space="preserve">has its numbers formatted into strings and its geometry fixed at</w:t>
+      </w:r>
+      <w:r>
+        <w:t xml:space="preserve"> </w:t>
+      </w:r>
+      <w:r>
+        <w:t xml:space="preserve">the page it was laid out for, so a copied one could not be set into a</w:t>
+      </w:r>
+      <w:r>
+        <w:t xml:space="preserve"> </w:t>
+      </w:r>
+      <w:r>
+        <w:t xml:space="preserve">template’s band or rendered at any other size. What guards against the two</w:t>
+      </w:r>
+      <w:r>
+        <w:t xml:space="preserve"> </w:t>
+      </w:r>
+      <w:r>
+        <w:t xml:space="preserve">builds disagreeing is</w:t>
+      </w:r>
+      <w:r>
+        <w:t xml:space="preserve"> </w:t>
+      </w:r>
+      <w:r>
+        <w:rPr>
+          <w:rStyle w:val="VerbatimChar"/>
+        </w:rPr>
+        <w:t xml:space="preserve">mlos_deck_slides.json</w:t>
+      </w:r>
+      <w:r>
+        <w:t xml:space="preserve">: a variant compares the slides it</w:t>
+      </w:r>
+      <w:r>
+        <w:t xml:space="preserve"> </w:t>
+      </w:r>
+      <w:r>
+        <w:t xml:space="preserve">assembled against the ones the deck recorded and refuses if a title has</w:t>
+      </w:r>
+      <w:r>
+        <w:t xml:space="preserve"> </w:t>
+      </w:r>
+      <w:r>
+        <w:t xml:space="preserve">appeared or vanished, naming which. Pagination is exempt, since how many pages</w:t>
+      </w:r>
+      <w:r>
+        <w:t xml:space="preserve"> </w:t>
+      </w:r>
+      <w:r>
+        <w:t xml:space="preserve">a run takes is decided by height at render time and a branded variant</w:t>
+      </w:r>
+      <w:r>
+        <w:t xml:space="preserve"> </w:t>
+      </w:r>
+      <w:r>
+        <w:t xml:space="preserve">legitimately breaks the findings differently.</w:t>
+      </w:r>
+      <w:r>
+        <w:t xml:space="preserve"> </w:t>
+      </w:r>
+      <w:r>
+        <w:rPr>
+          <w:rStyle w:val="VerbatimChar"/>
+        </w:rPr>
+        <w:t xml:space="preserve">--no-check</w:t>
+      </w:r>
+      <w:r>
+        <w:t xml:space="preserve"> </w:t>
+      </w:r>
+      <w:r>
+        <w:t xml:space="preserve">builds anyway.</w:t>
+      </w:r>
+    </w:p>
+    <w:p>
+      <w:pPr>
+        <w:pStyle w:val="BodyText"/>
+      </w:pPr>
+      <w:r>
+        <w:t xml:space="preserve">Slides are addressed by title, which stands in for the rule ids the registry</w:t>
+      </w:r>
+      <w:r>
+        <w:t xml:space="preserve"> </w:t>
+      </w:r>
+      <w:r>
+        <w:t xml:space="preserve">below will carry. Titles hold vocabulary labels, so an outline written for one</w:t>
+      </w:r>
+      <w:r>
+        <w:t xml:space="preserve"> </w:t>
+      </w:r>
+      <w:r>
+        <w:t xml:space="preserve">dataset can fail against another; that failure is loud, and</w:t>
+      </w:r>
+      <w:r>
+        <w:t xml:space="preserve"> </w:t>
+      </w:r>
+      <w:r>
+        <w:rPr>
+          <w:rStyle w:val="VerbatimChar"/>
+        </w:rPr>
+        <w:t xml:space="preserve">--list</w:t>
+      </w:r>
+      <w:r>
+        <w:t xml:space="preserve"> </w:t>
+      </w:r>
+      <w:r>
+        <w:t xml:space="preserve">says what</w:t>
+      </w:r>
+      <w:r>
+        <w:t xml:space="preserve"> </w:t>
+      </w:r>
+      <w:r>
+        <w:t xml:space="preserve">the titles are. Every deck’s titles are unique apart from continuation runs,</w:t>
+      </w:r>
+      <w:r>
+        <w:t xml:space="preserve"> </w:t>
+      </w:r>
+      <w:r>
+        <w:t xml:space="preserve">which the test suite checks on every fixture.</w:t>
+      </w:r>
+    </w:p>
+    <w:p>
+      <w:pPr>
+        <w:pStyle w:val="BodyText"/>
+      </w:pPr>
+      <w:r>
+        <w:rPr>
+          <w:b/>
+          <w:bCs/>
+        </w:rPr>
+        <w:t xml:space="preserve">Speaker notes follow markdown’s blockquote.</w:t>
+      </w:r>
+      <w:r>
+        <w:t xml:space="preserve"> </w:t>
+      </w:r>
+      <w:r>
+        <w:t xml:space="preserve">Consecutive</w:t>
+      </w:r>
+      <w:r>
+        <w:t xml:space="preserve"> </w:t>
+      </w:r>
+      <w:r>
+        <w:rPr>
+          <w:rStyle w:val="VerbatimChar"/>
+        </w:rPr>
+        <w:t xml:space="preserve">&gt;</w:t>
+      </w:r>
+      <w:r>
+        <w:t xml:space="preserve"> </w:t>
+      </w:r>
+      <w:r>
+        <w:t xml:space="preserve">lines run on</w:t>
+      </w:r>
+      <w:r>
+        <w:t xml:space="preserve"> </w:t>
+      </w:r>
+      <w:r>
+        <w:t xml:space="preserve">into one paragraph, so a sentence may be wrapped in the source and arrives</w:t>
+      </w:r>
+      <w:r>
+        <w:t xml:space="preserve"> </w:t>
+      </w:r>
+      <w:r>
+        <w:t xml:space="preserve">whole. A blank line, a bare</w:t>
+      </w:r>
+      <w:r>
+        <w:t xml:space="preserve"> </w:t>
+      </w:r>
+      <w:r>
+        <w:rPr>
+          <w:rStyle w:val="VerbatimChar"/>
+        </w:rPr>
+        <w:t xml:space="preserve">&gt;</w:t>
+      </w:r>
+      <w:r>
+        <w:t xml:space="preserve">, a</w:t>
+      </w:r>
+      <w:r>
+        <w:t xml:space="preserve"> </w:t>
+      </w:r>
+      <w:r>
+        <w:rPr>
+          <w:rStyle w:val="VerbatimChar"/>
+        </w:rPr>
+        <w:t xml:space="preserve">-</w:t>
+      </w:r>
+      <w:r>
+        <w:t xml:space="preserve"> </w:t>
+      </w:r>
+      <w:r>
+        <w:t xml:space="preserve">item, or two spaces ending a line</w:t>
+      </w:r>
+      <w:r>
+        <w:t xml:space="preserve"> </w:t>
+      </w:r>
+      <w:r>
+        <w:t xml:space="preserve">starts the next paragraph. A notes pane draws no glyphs, so a</w:t>
+      </w:r>
+      <w:r>
+        <w:t xml:space="preserve"> </w:t>
+      </w:r>
+      <w:r>
+        <w:rPr>
+          <w:rStyle w:val="VerbatimChar"/>
+        </w:rPr>
+        <w:t xml:space="preserve">-</w:t>
+      </w:r>
+      <w:r>
+        <w:t xml:space="preserve"> </w:t>
+      </w:r>
+      <w:r>
+        <w:t xml:space="preserve">and any</w:t>
+      </w:r>
+      <w:r>
+        <w:t xml:space="preserve"> </w:t>
+      </w:r>
+      <w:r>
+        <w:t xml:space="preserve">indent before it are kept: they are what makes a list read as one.</w:t>
+      </w:r>
+    </w:p>
+    <w:p>
+      <w:pPr>
+        <w:pStyle w:val="BodyText"/>
+      </w:pPr>
+      <w:r>
+        <w:rPr>
+          <w:b/>
+          <w:bCs/>
+        </w:rPr>
+        <w:t xml:space="preserve">Two kinds of writing never reach a slide, and they are spelled differently</w:t>
+      </w:r>
+      <w:r>
+        <w:rPr>
+          <w:b/>
+          <w:bCs/>
+        </w:rPr>
+        <w:t xml:space="preserve"> </w:t>
+      </w:r>
+      <w:r>
+        <w:rPr>
+          <w:b/>
+          <w:bCs/>
+        </w:rPr>
+        <w:t xml:space="preserve">on purpose.</w:t>
+      </w:r>
+      <w:r>
+        <w:t xml:space="preserve"> </w:t>
+      </w:r>
+      <w:r>
+        <w:t xml:space="preserve">A</w:t>
+      </w:r>
+      <w:r>
+        <w:t xml:space="preserve"> </w:t>
+      </w:r>
+      <w:r>
+        <w:rPr>
+          <w:rStyle w:val="VerbatimChar"/>
+        </w:rPr>
+        <w:t xml:space="preserve">&gt;</w:t>
+      </w:r>
+      <w:r>
+        <w:t xml:space="preserve"> </w:t>
+      </w:r>
+      <w:r>
+        <w:t xml:space="preserve">line is spoken and not shown, and becomes a speaker note.</w:t>
+      </w:r>
+      <w:r>
+        <w:t xml:space="preserve"> </w:t>
+      </w:r>
+      <w:r>
+        <w:t xml:space="preserve">A comment is neither spoken nor shown, and is there for whoever maintains the</w:t>
+      </w:r>
+      <w:r>
+        <w:t xml:space="preserve"> </w:t>
+      </w:r>
+      <w:r>
+        <w:t xml:space="preserve">outline. Tools that spell speaker notes as an HTML comment, Marp and Slidev</w:t>
+      </w:r>
+      <w:r>
+        <w:t xml:space="preserve"> </w:t>
+      </w:r>
+      <w:r>
+        <w:t xml:space="preserve">among them, are left with nothing to write the second kind with. The price of</w:t>
+      </w:r>
+      <w:r>
+        <w:t xml:space="preserve"> </w:t>
+      </w:r>
+      <w:r>
+        <w:t xml:space="preserve">keeping both is that</w:t>
+      </w:r>
+      <w:r>
+        <w:t xml:space="preserve"> </w:t>
+      </w:r>
+      <w:r>
+        <w:rPr>
+          <w:rStyle w:val="VerbatimChar"/>
+        </w:rPr>
+        <w:t xml:space="preserve">&gt;</w:t>
+      </w:r>
+      <w:r>
+        <w:t xml:space="preserve"> </w:t>
+      </w:r>
+      <w:r>
+        <w:t xml:space="preserve">is a note here rather than the quotation a markdown</w:t>
+      </w:r>
+      <w:r>
+        <w:t xml:space="preserve"> </w:t>
+      </w:r>
+      <w:r>
+        <w:t xml:space="preserve">reader draws, which is at any rate the right shape for an aside, and which</w:t>
+      </w:r>
+      <w:r>
+        <w:t xml:space="preserve"> </w:t>
+      </w:r>
+      <w:r>
+        <w:t xml:space="preserve">keeps notes visible while an outline is being written.</w:t>
+      </w:r>
+    </w:p>
+    <w:p>
+      <w:pPr>
+        <w:pStyle w:val="BodyText"/>
+      </w:pPr>
+      <w:r>
+        <w:rPr>
+          <w:rStyle w:val="VerbatimChar"/>
+        </w:rPr>
+        <w:t xml:space="preserve">&lt;!-- ... --&gt;</w:t>
+      </w:r>
+      <w:r>
+        <w:t xml:space="preserve"> </w:t>
+      </w:r>
+      <w:r>
+        <w:t xml:space="preserve">is a comment, in markdown’s own spelling, so a reader</w:t>
+      </w:r>
+      <w:r>
+        <w:t xml:space="preserve"> </w:t>
+      </w:r>
+      <w:r>
+        <w:t xml:space="preserve">previewing the outline sees nothing where one sits. It may end a line, take a</w:t>
+      </w:r>
+      <w:r>
+        <w:t xml:space="preserve"> </w:t>
+      </w:r>
+      <w:r>
+        <w:t xml:space="preserve">whole line, or run over several, which is also how a slide is switched off</w:t>
+      </w:r>
+      <w:r>
+        <w:t xml:space="preserve"> </w:t>
+      </w:r>
+      <w:r>
+        <w:t xml:space="preserve">while a shorter talk is tried. A comment opened and never closed is refused,</w:t>
+      </w:r>
+      <w:r>
+        <w:t xml:space="preserve"> </w:t>
+      </w:r>
+      <w:r>
+        <w:t xml:space="preserve">naming the line it opened on, because everything after it would be swallowed.</w:t>
+      </w:r>
+    </w:p>
+    <w:p>
+      <w:pPr>
+        <w:pStyle w:val="BodyText"/>
+      </w:pPr>
+      <w:r>
+        <w:t xml:space="preserve">Templates belong in</w:t>
+      </w:r>
+      <w:r>
+        <w:t xml:space="preserve"> </w:t>
+      </w:r>
+      <w:r>
+        <w:rPr>
+          <w:rStyle w:val="VerbatimChar"/>
+        </w:rPr>
+        <w:t xml:space="preserve">templates/</w:t>
+      </w:r>
+      <w:r>
+        <w:t xml:space="preserve">, which git ignores wholesale. A template is</w:t>
+      </w:r>
+      <w:r>
+        <w:t xml:space="preserve"> </w:t>
+      </w:r>
+      <w:r>
+        <w:t xml:space="preserve">usually somebody else’s file, carrying their branding, and committing one would</w:t>
+      </w:r>
+      <w:r>
+        <w:t xml:space="preserve"> </w:t>
+      </w:r>
+      <w:r>
+        <w:t xml:space="preserve">publish it. Outlines are yours and belong in</w:t>
+      </w:r>
+      <w:r>
+        <w:t xml:space="preserve"> </w:t>
+      </w:r>
+      <w:r>
+        <w:rPr>
+          <w:rStyle w:val="VerbatimChar"/>
+        </w:rPr>
+        <w:t xml:space="preserve">data/</w:t>
+      </w:r>
+      <w:r>
+        <w:t xml:space="preserve">, and so does</w:t>
+      </w:r>
+      <w:r>
+        <w:t xml:space="preserve"> </w:t>
+      </w:r>
+      <w:r>
+        <w:rPr>
+          <w:rStyle w:val="VerbatimChar"/>
+        </w:rPr>
+        <w:t xml:space="preserve">deck_example_template.pptx</w:t>
+      </w:r>
+      <w:r>
+        <w:t xml:space="preserve">, which is this repository’s own and is tracked so</w:t>
+      </w:r>
+      <w:r>
+        <w:t xml:space="preserve"> </w:t>
+      </w:r>
+      <w:r>
+        <w:t xml:space="preserve">that the example above is a file rather than a description.</w:t>
+      </w:r>
+    </w:p>
+    <w:bookmarkEnd w:id="30"/>
+    <w:bookmarkStart w:id="31" w:name="speaker-notes"/>
+    <w:p>
+      <w:pPr>
+        <w:pStyle w:val="Heading3"/>
+      </w:pPr>
+      <w:r>
+        <w:t xml:space="preserve">Speaker notes</w:t>
+      </w:r>
     </w:p>
     <w:p>
       <w:pPr>
@@ -6283,8 +8742,8 @@
         <w:t xml:space="preserve">hangs the set on every one of them; the closing sections de-duplicate.</w:t>
       </w:r>
     </w:p>
-    <w:bookmarkEnd w:id="27"/>
-    <w:bookmarkStart w:id="28" w:name="the-file-you-get"/>
+    <w:bookmarkEnd w:id="31"/>
+    <w:bookmarkStart w:id="32" w:name="the-file-you-get"/>
     <w:p>
       <w:pPr>
         <w:pStyle w:val="Heading3"/>
@@ -6385,9 +8844,9 @@
         </w:pict>
       </w:r>
     </w:p>
-    <w:bookmarkEnd w:id="28"/>
-    <w:bookmarkEnd w:id="29"/>
-    <w:bookmarkStart w:id="43" w:name="what-the-deck-decides"/>
+    <w:bookmarkEnd w:id="32"/>
+    <w:bookmarkEnd w:id="33"/>
+    <w:bookmarkStart w:id="47" w:name="what-the-deck-decides"/>
     <w:p>
       <w:pPr>
         <w:pStyle w:val="Heading2"/>
@@ -6436,7 +8895,7 @@
         <w:t xml:space="preserve">is set to.</w:t>
       </w:r>
     </w:p>
-    <w:bookmarkStart w:id="30" w:name="the-opening-summary"/>
+    <w:bookmarkStart w:id="34" w:name="the-opening-summary"/>
     <w:p>
       <w:pPr>
         <w:pStyle w:val="Heading3"/>
@@ -7105,8 +9564,8 @@
         <w:t xml:space="preserve">Periods defined but never reached by a stay are left out throughout the deck.</w:t>
       </w:r>
     </w:p>
-    <w:bookmarkEnd w:id="30"/>
-    <w:bookmarkStart w:id="31" w:name="observation-gaps"/>
+    <w:bookmarkEnd w:id="34"/>
+    <w:bookmarkStart w:id="35" w:name="observation-gaps"/>
     <w:p>
       <w:pPr>
         <w:pStyle w:val="Heading3"/>
@@ -7505,8 +9964,8 @@
         <w:t xml:space="preserve">dropped.</w:t>
       </w:r>
     </w:p>
-    <w:bookmarkEnd w:id="31"/>
-    <w:bookmarkStart w:id="32" w:name="the-measures-a-slide-leads-with"/>
+    <w:bookmarkEnd w:id="35"/>
+    <w:bookmarkStart w:id="36" w:name="the-measures-a-slide-leads-with"/>
     <w:p>
       <w:pPr>
         <w:pStyle w:val="Heading3"/>
@@ -7882,8 +10341,8 @@
         <w:t xml:space="preserve">would be noise.</w:t>
       </w:r>
     </w:p>
-    <w:bookmarkEnd w:id="32"/>
-    <w:bookmarkStart w:id="33" w:name="high-low-and-flat"/>
+    <w:bookmarkEnd w:id="36"/>
+    <w:bookmarkStart w:id="37" w:name="high-low-and-flat"/>
     <w:p>
       <w:pPr>
         <w:pStyle w:val="Heading3"/>
@@ -8179,8 +10638,8 @@
         <w:t xml:space="preserve">implying a difference that is not there.</w:t>
       </w:r>
     </w:p>
-    <w:bookmarkEnd w:id="33"/>
-    <w:bookmarkStart w:id="34" w:name="which-levels-a-table-shows"/>
+    <w:bookmarkEnd w:id="37"/>
+    <w:bookmarkStart w:id="38" w:name="which-levels-a-table-shows"/>
     <w:p>
       <w:pPr>
         <w:pStyle w:val="Heading3"/>
@@ -8496,8 +10955,8 @@
         <w:t xml:space="preserve">, a selector by picking nothing, a finding by saying nothing.</w:t>
       </w:r>
     </w:p>
-    <w:bookmarkEnd w:id="34"/>
-    <w:bookmarkStart w:id="35" w:name="the-competing-risk-tables"/>
+    <w:bookmarkEnd w:id="38"/>
+    <w:bookmarkStart w:id="39" w:name="the-competing-risk-tables"/>
     <w:p>
       <w:pPr>
         <w:pStyle w:val="Heading3"/>
@@ -9048,8 +11507,8 @@
         <w:t xml:space="preserve">which the deck does not report.</w:t>
       </w:r>
     </w:p>
-    <w:bookmarkEnd w:id="35"/>
-    <w:bookmarkStart w:id="36" w:name="caveats-the-data-triggers"/>
+    <w:bookmarkEnd w:id="39"/>
+    <w:bookmarkStart w:id="40" w:name="caveats-the-data-triggers"/>
     <w:p>
       <w:pPr>
         <w:pStyle w:val="Heading3"/>
@@ -9368,8 +11827,8 @@
         <w:t xml:space="preserve">.</w:t>
       </w:r>
     </w:p>
-    <w:bookmarkEnd w:id="36"/>
-    <w:bookmarkStart w:id="37" w:name="when-the-deck-says-nothing"/>
+    <w:bookmarkEnd w:id="40"/>
+    <w:bookmarkStart w:id="41" w:name="when-the-deck-says-nothing"/>
     <w:p>
       <w:pPr>
         <w:pStyle w:val="Heading3"/>
@@ -9682,7 +12141,7 @@
         <w:t xml:space="preserve"> </w:t>
       </w:r>
       <w:r>
-        <w:t xml:space="preserve">being read. On the twenty-eight test fixtures, ten produce none at all.</w:t>
+        <w:t xml:space="preserve">being read. On the twenty-nine test fixtures, ten produce none at all.</w:t>
       </w:r>
     </w:p>
     <w:p>
@@ -9783,8 +12242,8 @@
         <w:t xml:space="preserve">.</w:t>
       </w:r>
     </w:p>
-    <w:bookmarkEnd w:id="37"/>
-    <w:bookmarkStart w:id="38" w:name="findings"/>
+    <w:bookmarkEnd w:id="41"/>
+    <w:bookmarkStart w:id="42" w:name="findings"/>
     <w:p>
       <w:pPr>
         <w:pStyle w:val="Heading3"/>
@@ -10708,8 +13167,8 @@
         <w:t xml:space="preserve">.</w:t>
       </w:r>
     </w:p>
-    <w:bookmarkEnd w:id="38"/>
-    <w:bookmarkStart w:id="39" w:name="recommendations"/>
+    <w:bookmarkEnd w:id="42"/>
+    <w:bookmarkStart w:id="43" w:name="recommendations"/>
     <w:p>
       <w:pPr>
         <w:pStyle w:val="Heading3"/>
@@ -12955,8 +15414,8 @@
         <w:t xml:space="preserve">planner has to rank or drop them.</w:t>
       </w:r>
     </w:p>
-    <w:bookmarkEnd w:id="39"/>
-    <w:bookmarkStart w:id="40" w:name="salience"/>
+    <w:bookmarkEnd w:id="43"/>
+    <w:bookmarkStart w:id="44" w:name="salience"/>
     <w:p>
       <w:pPr>
         <w:pStyle w:val="Heading3"/>
@@ -13418,8 +15877,8 @@
         <w:t xml:space="preserve">very few animals.</w:t>
       </w:r>
     </w:p>
-    <w:bookmarkEnd w:id="40"/>
-    <w:bookmarkStart w:id="41" w:name="the-salience-threshold"/>
+    <w:bookmarkEnd w:id="44"/>
+    <w:bookmarkStart w:id="45" w:name="the-salience-threshold"/>
     <w:p>
       <w:pPr>
         <w:pStyle w:val="Heading3"/>
@@ -14292,17 +16751,17 @@
         <w:t xml:space="preserve"> </w:t>
       </w:r>
       <w:r>
-        <w:t xml:space="preserve">and twenty-eight regenerated golden files per adjustment. Move it into R only if</w:t>
-      </w:r>
-      <w:r>
-        <w:t xml:space="preserve"> </w:t>
-      </w:r>
-      <w:r>
-        <w:t xml:space="preserve">it ever becomes a reported quantity.</w:t>
-      </w:r>
-    </w:p>
-    <w:bookmarkEnd w:id="41"/>
-    <w:bookmarkStart w:id="42" w:name="every-threshold-in-one-place"/>
+        <w:t xml:space="preserve">and every golden file regenerated per adjustment. Move it into R only if it</w:t>
+      </w:r>
+      <w:r>
+        <w:t xml:space="preserve"> </w:t>
+      </w:r>
+      <w:r>
+        <w:t xml:space="preserve">ever becomes a reported quantity.</w:t>
+      </w:r>
+    </w:p>
+    <w:bookmarkEnd w:id="45"/>
+    <w:bookmarkStart w:id="46" w:name="every-threshold-in-one-place"/>
     <w:p>
       <w:pPr>
         <w:pStyle w:val="Heading3"/>
@@ -15184,9 +17643,9 @@
         </w:pict>
       </w:r>
     </w:p>
-    <w:bookmarkEnd w:id="42"/>
-    <w:bookmarkEnd w:id="43"/>
-    <w:bookmarkStart w:id="66" w:name="extending-the-package"/>
+    <w:bookmarkEnd w:id="46"/>
+    <w:bookmarkEnd w:id="47"/>
+    <w:bookmarkStart w:id="70" w:name="extending-the-package"/>
     <w:p>
       <w:pPr>
         <w:pStyle w:val="Heading2"/>
@@ -15221,7 +17680,7 @@
         <w:t xml:space="preserve">build one.</w:t>
       </w:r>
     </w:p>
-    <w:bookmarkStart w:id="44" w:name="where-it-sits"/>
+    <w:bookmarkStart w:id="48" w:name="where-it-sits"/>
     <w:p>
       <w:pPr>
         <w:pStyle w:val="Heading3"/>
@@ -15391,7 +17850,7 @@
         <w:rPr>
           <w:rStyle w:val="VerbatimChar"/>
         </w:rPr>
-        <w:t xml:space="preserve">  Deck plan         budget, ordering, trimming     (not built)</w:t>
+        <w:t xml:space="preserve">  Deck plan         budget, ordering, trimming     (not built; an outline</w:t>
       </w:r>
       <w:r>
         <w:br/>
@@ -15400,6 +17859,15 @@
         <w:rPr>
           <w:rStyle w:val="VerbatimChar"/>
         </w:rPr>
+        <w:t xml:space="preserve">      |                                            states one: variant.py)</w:t>
+      </w:r>
+      <w:r>
+        <w:br/>
+      </w:r>
+      <w:r>
+        <w:rPr>
+          <w:rStyle w:val="VerbatimChar"/>
+        </w:rPr>
         <w:t xml:space="preserve">      |</w:t>
       </w:r>
       <w:r>
@@ -15573,11 +18041,23 @@
         <w:t xml:space="preserve">deck.py</w:t>
       </w:r>
       <w:r>
+        <w:t xml:space="preserve">,</w:t>
+      </w:r>
+      <w:r>
+        <w:t xml:space="preserve"> </w:t>
+      </w:r>
+      <w:r>
+        <w:rPr>
+          <w:rStyle w:val="VerbatimChar"/>
+        </w:rPr>
+        <w:t xml:space="preserve">variant.py</w:t>
+      </w:r>
+      <w:r>
         <w:t xml:space="preserve">.</w:t>
       </w:r>
     </w:p>
-    <w:bookmarkEnd w:id="44"/>
-    <w:bookmarkStart w:id="45" w:name="reading-the-bundle"/>
+    <w:bookmarkEnd w:id="48"/>
+    <w:bookmarkStart w:id="49" w:name="reading-the-bundle"/>
     <w:p>
       <w:pPr>
         <w:pStyle w:val="Heading3"/>
@@ -15982,8 +18462,8 @@
         <w:t xml:space="preserve">cannot drift from it.</w:t>
       </w:r>
     </w:p>
-    <w:bookmarkEnd w:id="45"/>
-    <w:bookmarkStart w:id="48" w:name="the-regression-frames"/>
+    <w:bookmarkEnd w:id="49"/>
+    <w:bookmarkStart w:id="52" w:name="the-regression-frames"/>
     <w:p>
       <w:pPr>
         <w:pStyle w:val="Heading3"/>
@@ -16308,7 +18788,7 @@
         <w:t xml:space="preserve">a deck’s animal groups two different ways on consecutive slides.</w:t>
       </w:r>
     </w:p>
-    <w:bookmarkStart w:id="46" w:name="two-comparisons-kept-apart"/>
+    <w:bookmarkStart w:id="50" w:name="two-comparisons-kept-apart"/>
     <w:p>
       <w:pPr>
         <w:pStyle w:val="Heading4"/>
@@ -16769,8 +19249,8 @@
         <w:t xml:space="preserve">the uncertainty.</w:t>
       </w:r>
     </w:p>
-    <w:bookmarkEnd w:id="46"/>
-    <w:bookmarkStart w:id="47" w:name="why-this-one-file-derives"/>
+    <w:bookmarkEnd w:id="50"/>
+    <w:bookmarkStart w:id="51" w:name="why-this-one-file-derives"/>
     <w:p>
       <w:pPr>
         <w:pStyle w:val="Heading4"/>
@@ -16839,9 +19319,9 @@
         <w:t xml:space="preserve">or to be cited as a separate finding, then it should move into R.</w:t>
       </w:r>
     </w:p>
-    <w:bookmarkEnd w:id="47"/>
-    <w:bookmarkEnd w:id="48"/>
-    <w:bookmarkStart w:id="54" w:name="display-names"/>
+    <w:bookmarkEnd w:id="51"/>
+    <w:bookmarkEnd w:id="52"/>
+    <w:bookmarkStart w:id="58" w:name="display-names"/>
     <w:p>
       <w:pPr>
         <w:pStyle w:val="Heading3"/>
@@ -16918,7 +19398,7 @@
         <w:t xml:space="preserve">and the CSVs.</w:t>
       </w:r>
     </w:p>
-    <w:bookmarkStart w:id="49" w:name="conventions"/>
+    <w:bookmarkStart w:id="53" w:name="conventions"/>
     <w:p>
       <w:pPr>
         <w:pStyle w:val="Heading4"/>
@@ -17110,7 +19590,13 @@
         <w:t xml:space="preserve"> </w:t>
       </w:r>
       <w:r>
-        <w:t xml:space="preserve">is resident-view of days so far;</w:t>
+        <w:t xml:space="preserve">is resident-view of days already in</w:t>
+      </w:r>
+      <w:r>
+        <w:t xml:space="preserve"> </w:t>
+      </w:r>
+      <w:r>
+        <w:t xml:space="preserve">care;</w:t>
       </w:r>
       <w:r>
         <w:t xml:space="preserve"> </w:t>
@@ -17125,17 +19611,17 @@
         <w:t xml:space="preserve"> </w:t>
       </w:r>
       <w:r>
-        <w:t xml:space="preserve">is a duration of the whole stay. The deck reports both</w:t>
-      </w:r>
-      <w:r>
-        <w:t xml:space="preserve"> </w:t>
-      </w:r>
-      <w:r>
-        <w:t xml:space="preserve">views side by side and they diverge hard.</w:t>
-      </w:r>
-    </w:p>
-    <w:bookmarkEnd w:id="49"/>
-    <w:bookmarkStart w:id="50" w:name="entry-shape"/>
+        <w:t xml:space="preserve">is a duration of the whole stay. The deck reports</w:t>
+      </w:r>
+      <w:r>
+        <w:t xml:space="preserve"> </w:t>
+      </w:r>
+      <w:r>
+        <w:t xml:space="preserve">both views side by side and they diverge hard.</w:t>
+      </w:r>
+    </w:p>
+    <w:bookmarkEnd w:id="53"/>
+    <w:bookmarkStart w:id="54" w:name="entry-shape"/>
     <w:p>
       <w:pPr>
         <w:pStyle w:val="Heading4"/>
@@ -17244,8 +19730,8 @@
         <w:t xml:space="preserve">.</w:t>
       </w:r>
     </w:p>
-    <w:bookmarkEnd w:id="50"/>
-    <w:bookmarkStart w:id="51" w:name="three-namespaces"/>
+    <w:bookmarkEnd w:id="54"/>
+    <w:bookmarkStart w:id="55" w:name="three-namespaces"/>
     <w:p>
       <w:pPr>
         <w:pStyle w:val="Heading4"/>
@@ -17473,8 +19959,8 @@
         </w:tc>
       </w:tr>
     </w:tbl>
-    <w:bookmarkEnd w:id="51"/>
-    <w:bookmarkStart w:id="52" w:name="three-structural-rules"/>
+    <w:bookmarkEnd w:id="55"/>
+    <w:bookmarkStart w:id="56" w:name="three-structural-rules"/>
     <w:p>
       <w:pPr>
         <w:pStyle w:val="Heading4"/>
@@ -17770,8 +20256,8 @@
         <w:t xml:space="preserve">for it.</w:t>
       </w:r>
     </w:p>
-    <w:bookmarkEnd w:id="52"/>
-    <w:bookmarkStart w:id="53" w:name="the-fallback"/>
+    <w:bookmarkEnd w:id="56"/>
+    <w:bookmarkStart w:id="57" w:name="the-fallback"/>
     <w:p>
       <w:pPr>
         <w:pStyle w:val="Heading4"/>
@@ -17862,9 +20348,9 @@
         <w:t xml:space="preserve">outcome-code segments, which are user configuration and uppercase-initial.</w:t>
       </w:r>
     </w:p>
-    <w:bookmarkEnd w:id="53"/>
-    <w:bookmarkEnd w:id="54"/>
-    <w:bookmarkStart w:id="56" w:name="content-blocks"/>
+    <w:bookmarkEnd w:id="57"/>
+    <w:bookmarkEnd w:id="58"/>
+    <w:bookmarkStart w:id="60" w:name="content-blocks"/>
     <w:p>
       <w:pPr>
         <w:pStyle w:val="Heading3"/>
@@ -17920,7 +20406,7 @@
         <w:t xml:space="preserve">was added to the bundle rather than recomputed here.</w:t>
       </w:r>
     </w:p>
-    <w:bookmarkStart w:id="55" w:name="table"/>
+    <w:bookmarkStart w:id="59" w:name="table"/>
     <w:p>
       <w:pPr>
         <w:pStyle w:val="Heading4"/>
@@ -18198,9 +20684,9 @@
         <w:t xml:space="preserve">own. The footnote is there for the reader who needs it.</w:t>
       </w:r>
     </w:p>
-    <w:bookmarkEnd w:id="55"/>
-    <w:bookmarkEnd w:id="56"/>
-    <w:bookmarkStart w:id="57" w:name="slide-rules"/>
+    <w:bookmarkEnd w:id="59"/>
+    <w:bookmarkEnd w:id="60"/>
+    <w:bookmarkStart w:id="61" w:name="slide-rules"/>
     <w:p>
       <w:pPr>
         <w:pStyle w:val="Heading3"/>
@@ -18535,12 +21021,122 @@
       <w:r>
         <w:t xml:space="preserve">called, so two rules cannot disagree about the same stratifier on the same run.</w:t>
       </w:r>
+      <w:r>
+        <w:t xml:space="preserve"> </w:t>
+      </w:r>
+      <w:r>
+        <w:rPr>
+          <w:rStyle w:val="VerbatimChar"/>
+        </w:rPr>
+        <w:t xml:space="preserve">resolved_settings</w:t>
+      </w:r>
+      <w:r>
+        <w:t xml:space="preserve"> </w:t>
+      </w:r>
+      <w:r>
+        <w:t xml:space="preserve">does it and is idempotent, so a second entry point that</w:t>
+      </w:r>
+      <w:r>
+        <w:t xml:space="preserve"> </w:t>
+      </w:r>
+      <w:r>
+        <w:t xml:space="preserve">resolves again loses nothing.</w:t>
+      </w:r>
     </w:p>
     <w:p>
       <w:pPr>
         <w:pStyle w:val="BodyText"/>
       </w:pPr>
       <w:r>
+        <w:rPr>
+          <w:rStyle w:val="VerbatimChar"/>
+        </w:rPr>
+        <w:t xml:space="preserve">assemble</w:t>
+      </w:r>
+      <w:r>
+        <w:t xml:space="preserve"> </w:t>
+      </w:r>
+      <w:r>
+        <w:t xml:space="preserve">is the seam that separates choosing slides from writing a deck: it</w:t>
+      </w:r>
+      <w:r>
+        <w:t xml:space="preserve"> </w:t>
+      </w:r>
+      <w:r>
+        <w:t xml:space="preserve">returns the whole list and writes no file, which is how</w:t>
+      </w:r>
+      <w:r>
+        <w:t xml:space="preserve"> </w:t>
+      </w:r>
+      <w:r>
+        <w:rPr>
+          <w:rStyle w:val="VerbatimChar"/>
+        </w:rPr>
+        <w:t xml:space="preserve">variant.py</w:t>
+      </w:r>
+      <w:r>
+        <w:t xml:space="preserve"> </w:t>
+      </w:r>
+      <w:r>
+        <w:t xml:space="preserve">composes</w:t>
+      </w:r>
+      <w:r>
+        <w:t xml:space="preserve"> </w:t>
+      </w:r>
+      <w:r>
+        <w:t xml:space="preserve">a second deck from the same rules rather than reading one back out of a</w:t>
+      </w:r>
+      <w:r>
+        <w:t xml:space="preserve"> </w:t>
+      </w:r>
+      <w:r>
+        <w:rPr>
+          <w:rStyle w:val="VerbatimChar"/>
+        </w:rPr>
+        <w:t xml:space="preserve">.pptx</w:t>
+      </w:r>
+      <w:r>
+        <w:t xml:space="preserve">. It draws, though, putting the ratio and reserve figures in the</w:t>
+      </w:r>
+      <w:r>
+        <w:t xml:space="preserve"> </w:t>
+      </w:r>
+      <w:r>
+        <w:t xml:space="preserve">directory it is handed, so a caller wanting only the titles gives it one it is</w:t>
+      </w:r>
+      <w:r>
+        <w:t xml:space="preserve"> </w:t>
+      </w:r>
+      <w:r>
+        <w:t xml:space="preserve">willing to have written to.</w:t>
+      </w:r>
+      <w:r>
+        <w:t xml:space="preserve"> </w:t>
+      </w:r>
+      <w:r>
+        <w:rPr>
+          <w:rStyle w:val="VerbatimChar"/>
+        </w:rPr>
+        <w:t xml:space="preserve">build</w:t>
+      </w:r>
+      <w:r>
+        <w:t xml:space="preserve"> </w:t>
+      </w:r>
+      <w:r>
+        <w:t xml:space="preserve">is that call plus the output: the workbook,</w:t>
+      </w:r>
+      <w:r>
+        <w:t xml:space="preserve"> </w:t>
+      </w:r>
+      <w:r>
+        <w:t xml:space="preserve">the figure manifest, the slide sidecar, and the render.</w:t>
+      </w:r>
+    </w:p>
+    <w:p>
+      <w:pPr>
+        <w:pStyle w:val="BodyText"/>
+      </w:pPr>
+      <w:r>
         <w:t xml:space="preserve">The first two are the opening, gathered by</w:t>
       </w:r>
       <w:r>
@@ -18839,8 +21435,8 @@
         <w:t xml:space="preserve">survivor runs full width; with both missing the table still carries the slide.</w:t>
       </w:r>
     </w:p>
-    <w:bookmarkEnd w:id="57"/>
-    <w:bookmarkStart w:id="58" w:name="the-deck-plan"/>
+    <w:bookmarkEnd w:id="61"/>
+    <w:bookmarkStart w:id="62" w:name="the-deck-plan"/>
     <w:p>
       <w:pPr>
         <w:pStyle w:val="Heading3"/>
@@ -18920,8 +21516,8 @@
         <w:t xml:space="preserve">application makes the last rule pay for everything the earlier ones spent.</w:t>
       </w:r>
     </w:p>
-    <w:bookmarkEnd w:id="58"/>
-    <w:bookmarkStart w:id="59" w:name="figures-this-package-draws"/>
+    <w:bookmarkEnd w:id="62"/>
+    <w:bookmarkStart w:id="63" w:name="figures-this-package-draws"/>
     <w:p>
       <w:pPr>
         <w:pStyle w:val="Heading3"/>
@@ -19236,8 +21832,8 @@
         <w:t xml:space="preserve">, the figure having less width to spare.</w:t>
       </w:r>
     </w:p>
-    <w:bookmarkEnd w:id="59"/>
-    <w:bookmarkStart w:id="60" w:name="renderers"/>
+    <w:bookmarkEnd w:id="63"/>
+    <w:bookmarkStart w:id="64" w:name="renderers"/>
     <w:p>
       <w:pPr>
         <w:pStyle w:val="Heading3"/>
@@ -19294,7 +21890,7 @@
         <w:pStyle w:val="BodyText"/>
       </w:pPr>
       <w:r>
-        <w:t xml:space="preserve">A slide names one of five</w:t>
+        <w:t xml:space="preserve">A slide names one of six</w:t>
       </w:r>
       <w:r>
         <w:t xml:space="preserve"> </w:t>
@@ -19522,6 +22118,47 @@
         <w:pStyle w:val="BodyText"/>
       </w:pPr>
       <w:r>
+        <w:rPr>
+          <w:rStyle w:val="VerbatimChar"/>
+        </w:rPr>
+        <w:t xml:space="preserve">COLUMN</w:t>
+      </w:r>
+      <w:r>
+        <w:t xml:space="preserve"> </w:t>
+      </w:r>
+      <w:r>
+        <w:t xml:space="preserve">puts them one above another instead, each centered on its own width</w:t>
+      </w:r>
+      <w:r>
+        <w:t xml:space="preserve"> </w:t>
+      </w:r>
+      <w:r>
+        <w:t xml:space="preserve">so its title sits over its own first column. For tables wide enough that a row</w:t>
+      </w:r>
+      <w:r>
+        <w:t xml:space="preserve"> </w:t>
+      </w:r>
+      <w:r>
+        <w:t xml:space="preserve">would squeeze both to half a slide and would invite a reader to compare them</w:t>
+      </w:r>
+      <w:r>
+        <w:t xml:space="preserve"> </w:t>
+      </w:r>
+      <w:r>
+        <w:t xml:space="preserve">column against column when they share none. Two is its capacity, a column</w:t>
+      </w:r>
+      <w:r>
+        <w:t xml:space="preserve"> </w:t>
+      </w:r>
+      <w:r>
+        <w:t xml:space="preserve">spending the slide’s height where a row spends its width.</w:t>
+      </w:r>
+    </w:p>
+    <w:p>
+      <w:pPr>
+        <w:pStyle w:val="BodyText"/>
+      </w:pPr>
+      <w:r>
         <w:t xml:space="preserve">A table’s own title is drawn only where the slide’s title does not name it;</w:t>
       </w:r>
       <w:r>
@@ -19625,6 +22262,44 @@
       </w:r>
       <w:r>
         <w:t xml:space="preserve">the right.</w:t>
+      </w:r>
+    </w:p>
+    <w:p>
+      <w:pPr>
+        <w:pStyle w:val="BodyText"/>
+      </w:pPr>
+      <w:r>
+        <w:t xml:space="preserve">Every table row is one line tall, header included, and pptx reads that as a</w:t>
+      </w:r>
+      <w:r>
+        <w:t xml:space="preserve"> </w:t>
+      </w:r>
+      <w:r>
+        <w:t xml:space="preserve">minimum: a header that genuinely wraps grows, and one that does not costs</w:t>
+      </w:r>
+      <w:r>
+        <w:t xml:space="preserve"> </w:t>
+      </w:r>
+      <w:r>
+        <w:t xml:space="preserve">nothing. The height a table is given counts the header as as many lines as the</w:t>
+      </w:r>
+      <w:r>
+        <w:t xml:space="preserve"> </w:t>
+      </w:r>
+      <w:r>
+        <w:t xml:space="preserve">width estimate predicts, and that estimate is deliberately generous; left to</w:t>
+      </w:r>
+      <w:r>
+        <w:t xml:space="preserve"> </w:t>
+      </w:r>
+      <w:r>
+        <w:t xml:space="preserve">divide evenly, the room reserved for a second header line was spread over the</w:t>
+      </w:r>
+      <w:r>
+        <w:t xml:space="preserve"> </w:t>
+      </w:r>
+      <w:r>
+        <w:t xml:space="preserve">data rows too.</w:t>
       </w:r>
     </w:p>
     <w:p>
@@ -20339,8 +23014,8 @@
         <w:t xml:space="preserve">entry.</w:t>
       </w:r>
     </w:p>
-    <w:bookmarkEnd w:id="60"/>
-    <w:bookmarkStart w:id="63" w:name="everything-a-build-writes"/>
+    <w:bookmarkEnd w:id="64"/>
+    <w:bookmarkStart w:id="67" w:name="everything-a-build-writes"/>
     <w:p>
       <w:pPr>
         <w:pStyle w:val="Heading3"/>
@@ -20643,7 +23318,7 @@
         <w:t xml:space="preserve">deck keeps the ones it was built with and nothing is lost by redrawing them.</w:t>
       </w:r>
     </w:p>
-    <w:bookmarkStart w:id="61" w:name="the-figure-manifest"/>
+    <w:bookmarkStart w:id="65" w:name="the-figure-manifest"/>
     <w:p>
       <w:pPr>
         <w:pStyle w:val="Heading4"/>
@@ -20750,8 +23425,8 @@
         <w:t xml:space="preserve">manifest exists.</w:t>
       </w:r>
     </w:p>
-    <w:bookmarkEnd w:id="61"/>
-    <w:bookmarkStart w:id="62" w:name="what-gets-a-sheet"/>
+    <w:bookmarkEnd w:id="65"/>
+    <w:bookmarkStart w:id="66" w:name="what-gets-a-sheet"/>
     <w:p>
       <w:pPr>
         <w:pStyle w:val="Heading4"/>
@@ -21439,9 +24114,9 @@
         <w:t xml:space="preserve">sort the column, or chart it, none of which a pre-rounded string allows.</w:t>
       </w:r>
     </w:p>
-    <w:bookmarkEnd w:id="62"/>
-    <w:bookmarkEnd w:id="63"/>
-    <w:bookmarkStart w:id="64" w:name="invariants"/>
+    <w:bookmarkEnd w:id="66"/>
+    <w:bookmarkEnd w:id="67"/>
+    <w:bookmarkStart w:id="68" w:name="invariants"/>
     <w:p>
       <w:pPr>
         <w:pStyle w:val="Heading3"/>
@@ -21776,7 +24451,7 @@
         <w:t xml:space="preserve"> </w:t>
       </w:r>
       <w:r>
-        <w:t xml:space="preserve">Twenty-eight bundles in</w:t>
+        <w:t xml:space="preserve">The bundles in</w:t>
       </w:r>
       <w:r>
         <w:t xml:space="preserve"> </w:t>
@@ -21806,8 +24481,8 @@
         <w:t xml:space="preserve">selectively disabled outputs.</w:t>
       </w:r>
     </w:p>
-    <w:bookmarkEnd w:id="64"/>
-    <w:bookmarkStart w:id="65" w:name="running-the-pieces"/>
+    <w:bookmarkEnd w:id="68"/>
+    <w:bookmarkStart w:id="69" w:name="running-the-pieces"/>
     <w:p>
       <w:pPr>
         <w:pStyle w:val="Heading3"/>
@@ -21980,6 +24655,135 @@
         <w:rPr>
           <w:rStyle w:val="NormalTok"/>
         </w:rPr>
+        <w:t xml:space="preserve"> </w:t>
+      </w:r>
+      <w:r>
+        <w:rPr>
+          <w:rStyle w:val="AttributeTok"/>
+        </w:rPr>
+        <w:t xml:space="preserve">-m</w:t>
+      </w:r>
+      <w:r>
+        <w:rPr>
+          <w:rStyle w:val="NormalTok"/>
+        </w:rPr>
+        <w:t xml:space="preserve"> mlos_review.deck </w:t>
+      </w:r>
+      <w:r>
+        <w:rPr>
+          <w:rStyle w:val="AttributeTok"/>
+        </w:rPr>
+        <w:t xml:space="preserve">--template</w:t>
+      </w:r>
+      <w:r>
+        <w:rPr>
+          <w:rStyle w:val="OperatorTok"/>
+        </w:rPr>
+        <w:t xml:space="preserve">=</w:t>
+      </w:r>
+      <w:r>
+        <w:rPr>
+          <w:rStyle w:val="NormalTok"/>
+        </w:rPr>
+        <w:t xml:space="preserve">b.pptx   </w:t>
+      </w:r>
+      <w:r>
+        <w:rPr>
+          <w:rStyle w:val="CommentTok"/>
+        </w:rPr>
+        <w:t xml:space="preserve"># branded, whatever the file says</w:t>
+      </w:r>
+      <w:r>
+        <w:br/>
+      </w:r>
+      <w:r>
+        <w:rPr>
+          <w:rStyle w:val="ExtensionTok"/>
+        </w:rPr>
+        <w:t xml:space="preserve">python3</w:t>
+      </w:r>
+      <w:r>
+        <w:rPr>
+          <w:rStyle w:val="NormalTok"/>
+        </w:rPr>
+        <w:t xml:space="preserve"> </w:t>
+      </w:r>
+      <w:r>
+        <w:rPr>
+          <w:rStyle w:val="AttributeTok"/>
+        </w:rPr>
+        <w:t xml:space="preserve">-m</w:t>
+      </w:r>
+      <w:r>
+        <w:rPr>
+          <w:rStyle w:val="NormalTok"/>
+        </w:rPr>
+        <w:t xml:space="preserve"> mlos_review.variant o.md             </w:t>
+      </w:r>
+      <w:r>
+        <w:rPr>
+          <w:rStyle w:val="CommentTok"/>
+        </w:rPr>
+        <w:t xml:space="preserve"># a variant deck from an outline</w:t>
+      </w:r>
+      <w:r>
+        <w:br/>
+      </w:r>
+      <w:r>
+        <w:rPr>
+          <w:rStyle w:val="ExtensionTok"/>
+        </w:rPr>
+        <w:t xml:space="preserve">python3</w:t>
+      </w:r>
+      <w:r>
+        <w:rPr>
+          <w:rStyle w:val="NormalTok"/>
+        </w:rPr>
+        <w:t xml:space="preserve"> </w:t>
+      </w:r>
+      <w:r>
+        <w:rPr>
+          <w:rStyle w:val="AttributeTok"/>
+        </w:rPr>
+        <w:t xml:space="preserve">-m</w:t>
+      </w:r>
+      <w:r>
+        <w:rPr>
+          <w:rStyle w:val="NormalTok"/>
+        </w:rPr>
+        <w:t xml:space="preserve"> mlos_review.variant </w:t>
+      </w:r>
+      <w:r>
+        <w:rPr>
+          <w:rStyle w:val="AttributeTok"/>
+        </w:rPr>
+        <w:t xml:space="preserve">--list</w:t>
+      </w:r>
+      <w:r>
+        <w:rPr>
+          <w:rStyle w:val="NormalTok"/>
+        </w:rPr>
+        <w:t xml:space="preserve">           </w:t>
+      </w:r>
+      <w:r>
+        <w:rPr>
+          <w:rStyle w:val="CommentTok"/>
+        </w:rPr>
+        <w:t xml:space="preserve"># the titles an outline may borrow</w:t>
+      </w:r>
+      <w:r>
+        <w:br/>
+      </w:r>
+      <w:r>
+        <w:rPr>
+          <w:rStyle w:val="ExtensionTok"/>
+        </w:rPr>
+        <w:t xml:space="preserve">python3</w:t>
+      </w:r>
+      <w:r>
+        <w:rPr>
+          <w:rStyle w:val="NormalTok"/>
+        </w:rPr>
         <w:t xml:space="preserve"> tests/run_review_tests.py               </w:t>
       </w:r>
       <w:r>
@@ -22406,13 +25210,64 @@
         <w:rPr>
           <w:rStyle w:val="NormalTok"/>
         </w:rPr>
-        <w:t xml:space="preserve"> and openpyxl writes the companion workbook every run produces. To</w:t>
+        <w:t xml:space="preserve"> and openpyxl writes the companion workbook every run produces.</w:t>
       </w:r>
       <w:r>
         <w:br/>
       </w:r>
       <w:r>
         <w:rPr>
+          <w:rStyle w:val="ExtensionTok"/>
+        </w:rPr>
+        <w:t xml:space="preserve">Neither</w:t>
+      </w:r>
+      <w:r>
+        <w:rPr>
+          <w:rStyle w:val="NormalTok"/>
+        </w:rPr>
+        <w:t xml:space="preserve"> pandas major is preferred: </w:t>
+      </w:r>
+      <w:r>
+        <w:rPr>
+          <w:rStyle w:val="KeywordTok"/>
+        </w:rPr>
+        <w:t xml:space="preserve">`</w:t>
+      </w:r>
+      <w:r>
+        <w:rPr>
+          <w:rStyle w:val="NormalTok"/>
+        </w:rPr>
+        <w:t xml:space="preserve">pyproject.toml</w:t>
+      </w:r>
+      <w:r>
+        <w:rPr>
+          <w:rStyle w:val="KeywordTok"/>
+        </w:rPr>
+        <w:t xml:space="preserve">`</w:t>
+      </w:r>
+      <w:r>
+        <w:rPr>
+          <w:rStyle w:val="NormalTok"/>
+        </w:rPr>
+        <w:t xml:space="preserve"> </w:t>
+      </w:r>
+      <w:r>
+        <w:rPr>
+          <w:rStyle w:val="ExtensionTok"/>
+        </w:rPr>
+        <w:t xml:space="preserve">sets</w:t>
+      </w:r>
+      <w:r>
+        <w:rPr>
+          <w:rStyle w:val="NormalTok"/>
+        </w:rPr>
+        <w:t xml:space="preserve"> no ceiling, so an</w:t>
+      </w:r>
+      <w:r>
+        <w:br/>
+      </w:r>
+      <w:r>
+        <w:rPr>
           <w:rStyle w:val="FunctionTok"/>
         </w:rPr>
         <w:t xml:space="preserve">install</w:t>
@@ -22421,7 +25276,37 @@
         <w:rPr>
           <w:rStyle w:val="NormalTok"/>
         </w:rPr>
-        <w:t xml:space="preserve"> them, from the repository root:</w:t>
+        <w:t xml:space="preserve"> picks pandas 3 on Python 3.11 or newer and pandas 2 below it, and</w:t>
+      </w:r>
+      <w:r>
+        <w:br/>
+      </w:r>
+      <w:r>
+        <w:rPr>
+          <w:rStyle w:val="ExtensionTok"/>
+        </w:rPr>
+        <w:t xml:space="preserve">continuous</w:t>
+      </w:r>
+      <w:r>
+        <w:rPr>
+          <w:rStyle w:val="NormalTok"/>
+        </w:rPr>
+        <w:t xml:space="preserve"> integration runs the suite against both. To install them, from the</w:t>
+      </w:r>
+      <w:r>
+        <w:br/>
+      </w:r>
+      <w:r>
+        <w:rPr>
+          <w:rStyle w:val="ExtensionTok"/>
+        </w:rPr>
+        <w:t xml:space="preserve">repository</w:t>
+      </w:r>
+      <w:r>
+        <w:rPr>
+          <w:rStyle w:val="NormalTok"/>
+        </w:rPr>
+        <w:t xml:space="preserve"> root:</w:t>
       </w:r>
       <w:r>
         <w:br/>
@@ -22748,9 +25633,9 @@
         </w:pict>
       </w:r>
     </w:p>
-    <w:bookmarkEnd w:id="65"/>
-    <w:bookmarkEnd w:id="66"/>
-    <w:bookmarkStart w:id="67" w:name="design-decisions-and-why"/>
+    <w:bookmarkEnd w:id="69"/>
+    <w:bookmarkEnd w:id="70"/>
+    <w:bookmarkStart w:id="71" w:name="design-decisions-and-why"/>
     <w:p>
       <w:pPr>
         <w:pStyle w:val="Heading2"/>
@@ -22952,8 +25837,8 @@
         </w:pict>
       </w:r>
     </w:p>
-    <w:bookmarkEnd w:id="67"/>
-    <w:bookmarkStart w:id="68" w:name="known-gaps"/>
+    <w:bookmarkEnd w:id="71"/>
+    <w:bookmarkStart w:id="72" w:name="known-gaps"/>
     <w:p>
       <w:pPr>
         <w:pStyle w:val="Heading2"/>
@@ -23464,8 +26349,8 @@
         <w:t xml:space="preserve">The report and spreadsheet renderers do not exist.</w:t>
       </w:r>
     </w:p>
-    <w:bookmarkEnd w:id="68"/>
-    <w:bookmarkEnd w:id="69"/>
+    <w:bookmarkEnd w:id="72"/>
+    <w:bookmarkEnd w:id="73"/>
     <w:sectPr>
       <w:footnotePr>
         <w:numRestart w:val="eachSect"/>

--- a/presentation_guide.docx
+++ b/presentation_guide.docx
@@ -34,7 +34,7 @@
           <w:i/>
           <w:iCs/>
         </w:rPr>
-        <w:t xml:space="preserve">presentation guide, version 20260906_001. Read it in any markdown reader,</w:t>
+        <w:t xml:space="preserve">presentation guide, version 20260908_001. Read it in any markdown reader,</w:t>
       </w:r>
       <w:r>
         <w:rPr>
@@ -160,7 +160,7 @@
           <w:i/>
           <w:iCs/>
         </w:rPr>
-        <w:t xml:space="preserve">at commit 6cdd5d4 (2026-09-06). Where that is not the newest commit touching the file, this Word copy is behind it.</w:t>
+        <w:t xml:space="preserve">at commit cc31ac9 (2026-09-07). Where that is not the newest commit touching the file, this Word copy is behind it.</w:t>
       </w:r>
     </w:p>
     <w:p>
@@ -2125,7 +2125,7 @@
           <w:rPr>
             <w:rStyle w:val="Hyperlink"/>
           </w:rPr>
-          <w:t xml:space="preserve">10.5281/zenodo.22135419</w:t>
+          <w:t xml:space="preserve">10.5281/zenodo.22652329</w:t>
         </w:r>
       </w:hyperlink>
       <w:r>

--- a/presentation_guide.docx
+++ b/presentation_guide.docx
@@ -160,7 +160,7 @@
           <w:i/>
           <w:iCs/>
         </w:rPr>
-        <w:t xml:space="preserve">at commit cc31ac9 (2026-09-07). Where that is not the newest commit touching the file, this Word copy is behind it.</w:t>
+        <w:t xml:space="preserve">at commit ad272ef (2026-09-07). Where that is not the newest commit touching the file, this Word copy is behind it.</w:t>
       </w:r>
     </w:p>
     <w:p>
